--- a/TS-Padam/TS-3.4/TS 3.4 Sanskrit Pada Paatam Corrections.docx
+++ b/TS-Padam/TS-3.4/TS 3.4 Sanskrit Pada Paatam Corrections.docx
@@ -1,6 +1,6 @@
 
 <file path=word/document.xml><?xml version="1.0" encoding="utf-8"?>
-<w:document xmlns:wpc="http://schemas.microsoft.com/office/word/2010/wordprocessingCanvas" xmlns:cx="http://schemas.microsoft.com/office/drawing/2014/chartex" xmlns:cx1="http://schemas.microsoft.com/office/drawing/2015/9/8/chartex" xmlns:cx2="http://schemas.microsoft.com/office/drawing/2015/10/21/chartex" xmlns:cx3="http://schemas.microsoft.com/office/drawing/2016/5/9/chartex" xmlns:cx4="http://schemas.microsoft.com/office/drawing/2016/5/10/chartex" xmlns:cx5="http://schemas.microsoft.com/office/drawing/2016/5/11/chartex" xmlns:cx6="http://schemas.microsoft.com/office/drawing/2016/5/12/chartex" xmlns:cx7="http://schemas.microsoft.com/office/drawing/2016/5/13/chartex" xmlns:cx8="http://schemas.microsoft.com/office/drawing/2016/5/14/chartex" xmlns:mc="http://schemas.openxmlformats.org/markup-compatibility/2006" xmlns:aink="http://schemas.microsoft.com/office/drawing/2016/ink" xmlns:am3d="http://schemas.microsoft.com/office/drawing/2017/model3d" xmlns:o="urn:schemas-microsoft-com:office:office" xmlns:oel="http://schemas.microsoft.com/office/2019/extlst" xmlns:r="http://schemas.openxmlformats.org/officeDocument/2006/relationships" xmlns:m="http://schemas.openxmlformats.org/officeDocument/2006/math" xmlns:v="urn:schemas-microsoft-com:vml" xmlns:wp14="http://schemas.microsoft.com/office/word/2010/wordprocessingDrawing" xmlns:wp="http://schemas.openxmlformats.org/drawingml/2006/wordprocessingDrawing" xmlns:w10="urn:schemas-microsoft-com:office:word" xmlns:w="http://schemas.openxmlformats.org/wordprocessingml/2006/main" xmlns:w14="http://schemas.microsoft.com/office/word/2010/wordml" xmlns:w15="http://schemas.microsoft.com/office/word/2012/wordml" xmlns:w16cex="http://schemas.microsoft.com/office/word/2018/wordml/cex" xmlns:w16cid="http://schemas.microsoft.com/office/word/2016/wordml/cid" xmlns:w16="http://schemas.microsoft.com/office/word/2018/wordml" xmlns:w16du="http://schemas.microsoft.com/office/word/2023/wordml/word16du" xmlns:w16sdtdh="http://schemas.microsoft.com/office/word/2020/wordml/sdtdatahash" xmlns:w16se="http://schemas.microsoft.com/office/word/2015/wordml/symex" xmlns:wpg="http://schemas.microsoft.com/office/word/2010/wordprocessingGroup" xmlns:wpi="http://schemas.microsoft.com/office/word/2010/wordprocessingInk" xmlns:wne="http://schemas.microsoft.com/office/word/2006/wordml" xmlns:wps="http://schemas.microsoft.com/office/word/2010/wordprocessingShape" mc:Ignorable="w14 w15 w16se w16cid w16 w16cex w16sdtdh w16du wp14">
+<w:document xmlns:wpc="http://schemas.microsoft.com/office/word/2010/wordprocessingCanvas" xmlns:cx="http://schemas.microsoft.com/office/drawing/2014/chartex" xmlns:cx1="http://schemas.microsoft.com/office/drawing/2015/9/8/chartex" xmlns:cx2="http://schemas.microsoft.com/office/drawing/2015/10/21/chartex" xmlns:cx3="http://schemas.microsoft.com/office/drawing/2016/5/9/chartex" xmlns:cx4="http://schemas.microsoft.com/office/drawing/2016/5/10/chartex" xmlns:cx5="http://schemas.microsoft.com/office/drawing/2016/5/11/chartex" xmlns:cx6="http://schemas.microsoft.com/office/drawing/2016/5/12/chartex" xmlns:cx7="http://schemas.microsoft.com/office/drawing/2016/5/13/chartex" xmlns:cx8="http://schemas.microsoft.com/office/drawing/2016/5/14/chartex" xmlns:mc="http://schemas.openxmlformats.org/markup-compatibility/2006" xmlns:aink="http://schemas.microsoft.com/office/drawing/2016/ink" xmlns:am3d="http://schemas.microsoft.com/office/drawing/2017/model3d" xmlns:o="urn:schemas-microsoft-com:office:office" xmlns:oel="http://schemas.microsoft.com/office/2019/extlst" xmlns:r="http://schemas.openxmlformats.org/officeDocument/2006/relationships" xmlns:m="http://schemas.openxmlformats.org/officeDocument/2006/math" xmlns:v="urn:schemas-microsoft-com:vml" xmlns:wp14="http://schemas.microsoft.com/office/word/2010/wordprocessingDrawing" xmlns:wp="http://schemas.openxmlformats.org/drawingml/2006/wordprocessingDrawing" xmlns:w10="urn:schemas-microsoft-com:office:word" xmlns:w="http://schemas.openxmlformats.org/wordprocessingml/2006/main" xmlns:w14="http://schemas.microsoft.com/office/word/2010/wordml" xmlns:w15="http://schemas.microsoft.com/office/word/2012/wordml" xmlns:w16cei="http://schemas.microsoft.com/office/word/2026/wordml/cei" xmlns:w16cex="http://schemas.microsoft.com/office/word/2018/wordml/cex" xmlns:w16cid="http://schemas.microsoft.com/office/word/2016/wordml/cid" xmlns:w16="http://schemas.microsoft.com/office/word/2018/wordml" xmlns:w16du="http://schemas.microsoft.com/office/word/2023/wordml/word16du" xmlns:w16sdtdh="http://schemas.microsoft.com/office/word/2020/wordml/sdtdatahash" xmlns:w16sdtfl="http://schemas.microsoft.com/office/word/2024/wordml/sdtformatlock" xmlns:w16se="http://schemas.microsoft.com/office/word/2015/wordml/symex" xmlns:wpg="http://schemas.microsoft.com/office/word/2010/wordprocessingGroup" xmlns:wpi="http://schemas.microsoft.com/office/word/2010/wordprocessingInk" xmlns:wne="http://schemas.microsoft.com/office/word/2006/wordml" xmlns:wps="http://schemas.microsoft.com/office/word/2010/wordprocessingShape" mc:Ignorable="w14 w15 w16se w16cid w16 w16cex w16sdtdh w16sdtfl w16du wp14">
   <w:body>
     <w:p>
       <w:pPr>
@@ -125,7 +125,6 @@
         <w:tc>
           <w:tcPr>
             <w:tcW w:w="3256" w:type="dxa"/>
-            <w:shd w:val="clear" w:color="auto" w:fill="auto"/>
           </w:tcPr>
           <w:p>
             <w:pPr>
@@ -173,7 +172,6 @@
         <w:tc>
           <w:tcPr>
             <w:tcW w:w="4848" w:type="dxa"/>
-            <w:shd w:val="clear" w:color="auto" w:fill="auto"/>
           </w:tcPr>
           <w:p>
             <w:pPr>
@@ -200,7 +198,6 @@
         <w:tc>
           <w:tcPr>
             <w:tcW w:w="5528" w:type="dxa"/>
-            <w:shd w:val="clear" w:color="auto" w:fill="auto"/>
           </w:tcPr>
           <w:p>
             <w:pPr>
@@ -232,7 +229,6 @@
         <w:tc>
           <w:tcPr>
             <w:tcW w:w="3256" w:type="dxa"/>
-            <w:shd w:val="clear" w:color="auto" w:fill="auto"/>
           </w:tcPr>
           <w:p>
             <w:pPr>
@@ -352,7 +348,6 @@
         <w:tc>
           <w:tcPr>
             <w:tcW w:w="4848" w:type="dxa"/>
-            <w:shd w:val="clear" w:color="auto" w:fill="auto"/>
           </w:tcPr>
           <w:p>
             <w:pPr>
@@ -455,7 +450,6 @@
         <w:tc>
           <w:tcPr>
             <w:tcW w:w="5528" w:type="dxa"/>
-            <w:shd w:val="clear" w:color="auto" w:fill="auto"/>
           </w:tcPr>
           <w:p>
             <w:pPr>
@@ -546,7 +540,6 @@
         <w:tc>
           <w:tcPr>
             <w:tcW w:w="3256" w:type="dxa"/>
-            <w:shd w:val="clear" w:color="auto" w:fill="auto"/>
           </w:tcPr>
           <w:p>
             <w:pPr>
@@ -648,7 +641,6 @@
         <w:tc>
           <w:tcPr>
             <w:tcW w:w="4848" w:type="dxa"/>
-            <w:shd w:val="clear" w:color="auto" w:fill="auto"/>
           </w:tcPr>
           <w:p>
             <w:pPr>
@@ -758,7 +750,6 @@
         <w:tc>
           <w:tcPr>
             <w:tcW w:w="5528" w:type="dxa"/>
-            <w:shd w:val="clear" w:color="auto" w:fill="auto"/>
           </w:tcPr>
           <w:p>
             <w:pPr>
@@ -886,7 +877,6 @@
         <w:tc>
           <w:tcPr>
             <w:tcW w:w="3256" w:type="dxa"/>
-            <w:shd w:val="clear" w:color="auto" w:fill="auto"/>
           </w:tcPr>
           <w:p>
             <w:pPr>
@@ -988,7 +978,6 @@
         <w:tc>
           <w:tcPr>
             <w:tcW w:w="4848" w:type="dxa"/>
-            <w:shd w:val="clear" w:color="auto" w:fill="auto"/>
           </w:tcPr>
           <w:p>
             <w:pPr>
@@ -1145,7 +1134,6 @@
         <w:tc>
           <w:tcPr>
             <w:tcW w:w="5528" w:type="dxa"/>
-            <w:shd w:val="clear" w:color="auto" w:fill="auto"/>
           </w:tcPr>
           <w:p>
             <w:pPr>
@@ -1306,7 +1294,6 @@
         <w:tc>
           <w:tcPr>
             <w:tcW w:w="3256" w:type="dxa"/>
-            <w:shd w:val="clear" w:color="auto" w:fill="auto"/>
           </w:tcPr>
           <w:p>
             <w:pPr>
@@ -1426,7 +1413,6 @@
         <w:tc>
           <w:tcPr>
             <w:tcW w:w="4848" w:type="dxa"/>
-            <w:shd w:val="clear" w:color="auto" w:fill="auto"/>
           </w:tcPr>
           <w:p>
             <w:pPr>
@@ -1513,7 +1499,6 @@
         <w:tc>
           <w:tcPr>
             <w:tcW w:w="5528" w:type="dxa"/>
-            <w:shd w:val="clear" w:color="auto" w:fill="auto"/>
           </w:tcPr>
           <w:p>
             <w:pPr>
@@ -1586,6 +1571,1301 @@
               </w:rPr>
               <w:t>ÅxqÉæ</w:t>
             </w:r>
+          </w:p>
+        </w:tc>
+      </w:tr>
+      <w:tr>
+        <w:trPr>
+          <w:trHeight w:val="1620"/>
+        </w:trPr>
+        <w:tc>
+          <w:tcPr>
+            <w:tcW w:w="3256" w:type="dxa"/>
+          </w:tcPr>
+          <w:p>
+            <w:pPr>
+              <w:spacing w:before="0" w:line="240" w:lineRule="auto"/>
+              <w:rPr>
+                <w:b/>
+                <w:bCs/>
+                <w:sz w:val="28"/>
+                <w:szCs w:val="28"/>
+              </w:rPr>
+            </w:pPr>
+            <w:r>
+              <w:rPr>
+                <w:b/>
+                <w:bCs/>
+                <w:sz w:val="28"/>
+                <w:szCs w:val="28"/>
+              </w:rPr>
+              <w:t>TS 3.4.</w:t>
+            </w:r>
+            <w:r>
+              <w:rPr>
+                <w:b/>
+                <w:bCs/>
+                <w:sz w:val="28"/>
+                <w:szCs w:val="28"/>
+              </w:rPr>
+              <w:t>9.1</w:t>
+            </w:r>
+            <w:r>
+              <w:rPr>
+                <w:b/>
+                <w:bCs/>
+                <w:sz w:val="28"/>
+                <w:szCs w:val="28"/>
+              </w:rPr>
+              <w:t xml:space="preserve"> - Padam</w:t>
+            </w:r>
+          </w:p>
+          <w:p>
+            <w:pPr>
+              <w:spacing w:before="0" w:line="240" w:lineRule="auto"/>
+              <w:rPr>
+                <w:b/>
+                <w:bCs/>
+                <w:sz w:val="28"/>
+                <w:szCs w:val="28"/>
+              </w:rPr>
+            </w:pPr>
+            <w:r>
+              <w:rPr>
+                <w:b/>
+                <w:bCs/>
+                <w:sz w:val="28"/>
+                <w:szCs w:val="28"/>
+              </w:rPr>
+              <w:t xml:space="preserve">Padam No. – </w:t>
+            </w:r>
+            <w:r>
+              <w:rPr>
+                <w:b/>
+                <w:bCs/>
+                <w:sz w:val="28"/>
+                <w:szCs w:val="28"/>
+              </w:rPr>
+              <w:t>29</w:t>
+            </w:r>
+          </w:p>
+          <w:p>
+            <w:pPr>
+              <w:spacing w:before="0" w:line="240" w:lineRule="auto"/>
+              <w:rPr>
+                <w:b/>
+                <w:bCs/>
+                <w:sz w:val="28"/>
+                <w:szCs w:val="28"/>
+              </w:rPr>
+            </w:pPr>
+            <w:r>
+              <w:rPr>
+                <w:b/>
+                <w:bCs/>
+                <w:sz w:val="28"/>
+                <w:szCs w:val="28"/>
+              </w:rPr>
+              <w:t xml:space="preserve">Panchaati No. - </w:t>
+            </w:r>
+            <w:r>
+              <w:rPr>
+                <w:b/>
+                <w:bCs/>
+                <w:sz w:val="28"/>
+                <w:szCs w:val="28"/>
+              </w:rPr>
+              <w:t>29</w:t>
+            </w:r>
+          </w:p>
+        </w:tc>
+        <w:tc>
+          <w:tcPr>
+            <w:tcW w:w="4848" w:type="dxa"/>
+          </w:tcPr>
+          <w:p>
+            <w:pPr>
+              <w:widowControl w:val="0"/>
+              <w:autoSpaceDE w:val="0"/>
+              <w:autoSpaceDN w:val="0"/>
+              <w:adjustRightInd w:val="0"/>
+              <w:spacing w:before="0" w:line="240" w:lineRule="auto"/>
+              <w:jc w:val="both"/>
+              <w:rPr>
+                <w:rFonts w:ascii="BRH Devanagari Extra" w:hAnsi="BRH Devanagari Extra" w:cs="BRH Devanagari Extra"/>
+                <w:sz w:val="40"/>
+                <w:szCs w:val="40"/>
+              </w:rPr>
+            </w:pPr>
+            <w:r>
+              <w:rPr>
+                <w:rFonts w:ascii="BRH Devanagari Extra" w:hAnsi="BRH Devanagari Extra" w:cs="BRH Devanagari Extra"/>
+                <w:sz w:val="40"/>
+                <w:szCs w:val="40"/>
+              </w:rPr>
+              <w:t>A</w:t>
+            </w:r>
+            <w:r>
+              <w:rPr>
+                <w:rFonts w:ascii="BRH Malayalam Extra" w:hAnsi="BRH Malayalam Extra" w:cs="BRH Devanagari Extra"/>
+                <w:sz w:val="34"/>
+                <w:szCs w:val="40"/>
+              </w:rPr>
+              <w:t>–</w:t>
+            </w:r>
+            <w:r>
+              <w:rPr>
+                <w:rFonts w:ascii="BRH Devanagari Extra" w:hAnsi="BRH Devanagari Extra" w:cs="BRH Devanagari Extra"/>
+                <w:sz w:val="40"/>
+                <w:szCs w:val="40"/>
+              </w:rPr>
+              <w:t>xqÉæ</w:t>
+            </w:r>
+            <w:r>
+              <w:rPr>
+                <w:rFonts w:ascii="BRH Malayalam Extra" w:hAnsi="BRH Malayalam Extra" w:cs="BRH Devanagari Extra"/>
+                <w:sz w:val="34"/>
+                <w:szCs w:val="40"/>
+              </w:rPr>
+              <w:t>–</w:t>
+            </w:r>
+            <w:r>
+              <w:rPr>
+                <w:rFonts w:ascii="BRH Devanagari Extra" w:hAnsi="BRH Devanagari Extra" w:cs="BRH Devanagari Extra"/>
+                <w:sz w:val="40"/>
+                <w:szCs w:val="40"/>
+              </w:rPr>
+              <w:t xml:space="preserve"> | </w:t>
+            </w:r>
+          </w:p>
+          <w:p>
+            <w:pPr>
+              <w:widowControl w:val="0"/>
+              <w:autoSpaceDE w:val="0"/>
+              <w:autoSpaceDN w:val="0"/>
+              <w:adjustRightInd w:val="0"/>
+              <w:spacing w:before="0" w:line="240" w:lineRule="auto"/>
+              <w:rPr>
+                <w:rFonts w:ascii="BRH Malayalam Extra" w:hAnsi="BRH Malayalam Extra" w:cs="BRH Malayalam Extra"/>
+                <w:color w:val="000000"/>
+                <w:sz w:val="40"/>
+                <w:szCs w:val="40"/>
+              </w:rPr>
+            </w:pPr>
+            <w:r>
+              <w:rPr>
+                <w:rFonts w:ascii="BRH Devanagari Extra" w:hAnsi="BRH Devanagari Extra" w:cs="BRH Devanagari Extra"/>
+                <w:sz w:val="40"/>
+                <w:szCs w:val="40"/>
+              </w:rPr>
+              <w:t>AlÉÑþqÉÌiÉ</w:t>
+            </w:r>
+            <w:r>
+              <w:rPr>
+                <w:rFonts w:ascii="BRH Malayalam Extra" w:hAnsi="BRH Malayalam Extra" w:cs="BRH Devanagari Extra"/>
+                <w:sz w:val="34"/>
+                <w:szCs w:val="40"/>
+              </w:rPr>
+              <w:t>–</w:t>
+            </w:r>
+            <w:r>
+              <w:rPr>
+                <w:rFonts w:ascii="BRH Devanagari Extra" w:hAnsi="BRH Devanagari Extra" w:cs="BRH Devanagari Extra"/>
+                <w:sz w:val="40"/>
+                <w:szCs w:val="40"/>
+              </w:rPr>
+              <w:t>ËU</w:t>
+            </w:r>
+            <w:r>
+              <w:rPr>
+                <w:rFonts w:ascii="BRH Devanagari Extra" w:hAnsi="BRH Devanagari Extra" w:cs="BRH Devanagari Extra"/>
+                <w:sz w:val="40"/>
+                <w:szCs w:val="40"/>
+                <w:highlight w:val="yellow"/>
+              </w:rPr>
+              <w:t>irÉþlÉ</w:t>
+            </w:r>
+            <w:r>
+              <w:rPr>
+                <w:rFonts w:ascii="BRH Devanagari Extra" w:hAnsi="BRH Devanagari Extra" w:cs="BRH Devanagari Extra"/>
+                <w:sz w:val="40"/>
+                <w:szCs w:val="40"/>
+              </w:rPr>
+              <w:t>Ñ - qÉ</w:t>
+            </w:r>
+            <w:r>
+              <w:rPr>
+                <w:rFonts w:ascii="BRH Malayalam Extra" w:hAnsi="BRH Malayalam Extra" w:cs="BRH Devanagari Extra"/>
+                <w:sz w:val="34"/>
+                <w:szCs w:val="40"/>
+              </w:rPr>
+              <w:t>–</w:t>
+            </w:r>
+            <w:r>
+              <w:rPr>
+                <w:rFonts w:ascii="BRH Devanagari Extra" w:hAnsi="BRH Devanagari Extra" w:cs="BRH Devanagari Extra"/>
+                <w:sz w:val="40"/>
+                <w:szCs w:val="40"/>
+              </w:rPr>
+              <w:t>ÌiÉ</w:t>
+            </w:r>
+            <w:r>
+              <w:rPr>
+                <w:rFonts w:ascii="BRH Malayalam Extra" w:hAnsi="BRH Malayalam Extra" w:cs="BRH Devanagari Extra"/>
+                <w:sz w:val="34"/>
+                <w:szCs w:val="40"/>
+              </w:rPr>
+              <w:t>–</w:t>
+            </w:r>
+            <w:r>
+              <w:rPr>
+                <w:rFonts w:ascii="BRH Devanagari Extra" w:hAnsi="BRH Devanagari Extra" w:cs="BRH Devanagari Extra"/>
+                <w:sz w:val="40"/>
+                <w:szCs w:val="40"/>
+              </w:rPr>
+              <w:t>È |</w:t>
+            </w:r>
+          </w:p>
+        </w:tc>
+        <w:tc>
+          <w:tcPr>
+            <w:tcW w:w="5528" w:type="dxa"/>
+          </w:tcPr>
+          <w:p>
+            <w:pPr>
+              <w:widowControl w:val="0"/>
+              <w:autoSpaceDE w:val="0"/>
+              <w:autoSpaceDN w:val="0"/>
+              <w:adjustRightInd w:val="0"/>
+              <w:spacing w:before="0" w:line="240" w:lineRule="auto"/>
+              <w:jc w:val="both"/>
+              <w:rPr>
+                <w:rFonts w:ascii="BRH Devanagari Extra" w:hAnsi="BRH Devanagari Extra" w:cs="BRH Devanagari Extra"/>
+                <w:sz w:val="40"/>
+                <w:szCs w:val="40"/>
+              </w:rPr>
+            </w:pPr>
+            <w:r>
+              <w:rPr>
+                <w:rFonts w:ascii="BRH Devanagari Extra" w:hAnsi="BRH Devanagari Extra" w:cs="BRH Devanagari Extra"/>
+                <w:sz w:val="40"/>
+                <w:szCs w:val="40"/>
+              </w:rPr>
+              <w:t>A</w:t>
+            </w:r>
+            <w:r>
+              <w:rPr>
+                <w:rFonts w:ascii="BRH Malayalam Extra" w:hAnsi="BRH Malayalam Extra" w:cs="BRH Devanagari Extra"/>
+                <w:sz w:val="34"/>
+                <w:szCs w:val="40"/>
+              </w:rPr>
+              <w:t>–</w:t>
+            </w:r>
+            <w:r>
+              <w:rPr>
+                <w:rFonts w:ascii="BRH Devanagari Extra" w:hAnsi="BRH Devanagari Extra" w:cs="BRH Devanagari Extra"/>
+                <w:sz w:val="40"/>
+                <w:szCs w:val="40"/>
+              </w:rPr>
+              <w:t>xqÉæ</w:t>
+            </w:r>
+            <w:r>
+              <w:rPr>
+                <w:rFonts w:ascii="BRH Malayalam Extra" w:hAnsi="BRH Malayalam Extra" w:cs="BRH Devanagari Extra"/>
+                <w:sz w:val="34"/>
+                <w:szCs w:val="40"/>
+              </w:rPr>
+              <w:t>–</w:t>
+            </w:r>
+            <w:r>
+              <w:rPr>
+                <w:rFonts w:ascii="BRH Devanagari Extra" w:hAnsi="BRH Devanagari Extra" w:cs="BRH Devanagari Extra"/>
+                <w:sz w:val="40"/>
+                <w:szCs w:val="40"/>
+              </w:rPr>
+              <w:t xml:space="preserve"> | </w:t>
+            </w:r>
+          </w:p>
+          <w:p>
+            <w:pPr>
+              <w:widowControl w:val="0"/>
+              <w:autoSpaceDE w:val="0"/>
+              <w:autoSpaceDN w:val="0"/>
+              <w:adjustRightInd w:val="0"/>
+              <w:spacing w:before="0" w:line="240" w:lineRule="auto"/>
+              <w:rPr>
+                <w:rFonts w:ascii="BRH Malayalam Extra" w:hAnsi="BRH Malayalam Extra" w:cs="BRH Malayalam Extra"/>
+                <w:color w:val="000000"/>
+                <w:sz w:val="40"/>
+                <w:szCs w:val="40"/>
+              </w:rPr>
+            </w:pPr>
+            <w:r>
+              <w:rPr>
+                <w:rFonts w:ascii="BRH Devanagari Extra" w:hAnsi="BRH Devanagari Extra" w:cs="BRH Devanagari Extra"/>
+                <w:sz w:val="40"/>
+                <w:szCs w:val="40"/>
+              </w:rPr>
+              <w:t>AlÉÑþqÉÌiÉ</w:t>
+            </w:r>
+            <w:r>
+              <w:rPr>
+                <w:rFonts w:ascii="BRH Malayalam Extra" w:hAnsi="BRH Malayalam Extra" w:cs="BRH Devanagari Extra"/>
+                <w:sz w:val="34"/>
+                <w:szCs w:val="40"/>
+              </w:rPr>
+              <w:t>–</w:t>
+            </w:r>
+            <w:r>
+              <w:rPr>
+                <w:rFonts w:ascii="BRH Devanagari Extra" w:hAnsi="BRH Devanagari Extra" w:cs="BRH Devanagari Extra"/>
+                <w:sz w:val="40"/>
+                <w:szCs w:val="40"/>
+              </w:rPr>
+              <w:t>ËUirÉ</w:t>
+            </w:r>
+            <w:r>
+              <w:rPr>
+                <w:rFonts w:ascii="BRH Devanagari Extra" w:hAnsi="BRH Devanagari Extra" w:cs="BRH Devanagari Extra"/>
+                <w:sz w:val="40"/>
+                <w:szCs w:val="40"/>
+                <w:highlight w:val="green"/>
+              </w:rPr>
+              <w:t>lÉ</w:t>
+            </w:r>
+            <w:r>
+              <w:rPr>
+                <w:rFonts w:ascii="BRH Devanagari Extra" w:hAnsi="BRH Devanagari Extra" w:cs="BRH Devanagari Extra"/>
+                <w:sz w:val="40"/>
+                <w:szCs w:val="40"/>
+              </w:rPr>
+              <w:t>þÑ - qÉ</w:t>
+            </w:r>
+            <w:r>
+              <w:rPr>
+                <w:rFonts w:ascii="BRH Malayalam Extra" w:hAnsi="BRH Malayalam Extra" w:cs="BRH Devanagari Extra"/>
+                <w:sz w:val="34"/>
+                <w:szCs w:val="40"/>
+              </w:rPr>
+              <w:t>–</w:t>
+            </w:r>
+            <w:r>
+              <w:rPr>
+                <w:rFonts w:ascii="BRH Devanagari Extra" w:hAnsi="BRH Devanagari Extra" w:cs="BRH Devanagari Extra"/>
+                <w:sz w:val="40"/>
+                <w:szCs w:val="40"/>
+              </w:rPr>
+              <w:t>ÌiÉ</w:t>
+            </w:r>
+            <w:r>
+              <w:rPr>
+                <w:rFonts w:ascii="BRH Malayalam Extra" w:hAnsi="BRH Malayalam Extra" w:cs="BRH Devanagari Extra"/>
+                <w:sz w:val="34"/>
+                <w:szCs w:val="40"/>
+              </w:rPr>
+              <w:t>–</w:t>
+            </w:r>
+            <w:r>
+              <w:rPr>
+                <w:rFonts w:ascii="BRH Devanagari Extra" w:hAnsi="BRH Devanagari Extra" w:cs="BRH Devanagari Extra"/>
+                <w:sz w:val="40"/>
+                <w:szCs w:val="40"/>
+              </w:rPr>
+              <w:t>È |</w:t>
+            </w:r>
+          </w:p>
+        </w:tc>
+      </w:tr>
+      <w:tr>
+        <w:trPr>
+          <w:trHeight w:val="1620"/>
+        </w:trPr>
+        <w:tc>
+          <w:tcPr>
+            <w:tcW w:w="3256" w:type="dxa"/>
+          </w:tcPr>
+          <w:p>
+            <w:pPr>
+              <w:spacing w:before="0" w:line="240" w:lineRule="auto"/>
+              <w:rPr>
+                <w:b/>
+                <w:bCs/>
+                <w:sz w:val="28"/>
+                <w:szCs w:val="28"/>
+              </w:rPr>
+            </w:pPr>
+            <w:r>
+              <w:rPr>
+                <w:b/>
+                <w:bCs/>
+                <w:sz w:val="28"/>
+                <w:szCs w:val="28"/>
+              </w:rPr>
+              <w:lastRenderedPageBreak/>
+              <w:t>TS 3.4.</w:t>
+            </w:r>
+            <w:r>
+              <w:rPr>
+                <w:b/>
+                <w:bCs/>
+                <w:sz w:val="28"/>
+                <w:szCs w:val="28"/>
+              </w:rPr>
+              <w:t>9.</w:t>
+            </w:r>
+            <w:r>
+              <w:rPr>
+                <w:b/>
+                <w:bCs/>
+                <w:sz w:val="28"/>
+                <w:szCs w:val="28"/>
+              </w:rPr>
+              <w:t>2</w:t>
+            </w:r>
+            <w:r>
+              <w:rPr>
+                <w:b/>
+                <w:bCs/>
+                <w:sz w:val="28"/>
+                <w:szCs w:val="28"/>
+              </w:rPr>
+              <w:t xml:space="preserve"> - Padam</w:t>
+            </w:r>
+          </w:p>
+          <w:p>
+            <w:pPr>
+              <w:spacing w:before="0" w:line="240" w:lineRule="auto"/>
+              <w:rPr>
+                <w:b/>
+                <w:bCs/>
+                <w:sz w:val="28"/>
+                <w:szCs w:val="28"/>
+              </w:rPr>
+            </w:pPr>
+            <w:r>
+              <w:rPr>
+                <w:b/>
+                <w:bCs/>
+                <w:sz w:val="28"/>
+                <w:szCs w:val="28"/>
+              </w:rPr>
+              <w:t xml:space="preserve">Padam No. – </w:t>
+            </w:r>
+            <w:r>
+              <w:rPr>
+                <w:b/>
+                <w:bCs/>
+                <w:sz w:val="28"/>
+                <w:szCs w:val="28"/>
+              </w:rPr>
+              <w:t>2</w:t>
+            </w:r>
+            <w:r>
+              <w:rPr>
+                <w:b/>
+                <w:bCs/>
+                <w:sz w:val="28"/>
+                <w:szCs w:val="28"/>
+              </w:rPr>
+              <w:t>1</w:t>
+            </w:r>
+          </w:p>
+          <w:p>
+            <w:pPr>
+              <w:spacing w:before="0" w:line="240" w:lineRule="auto"/>
+              <w:rPr>
+                <w:b/>
+                <w:bCs/>
+                <w:sz w:val="28"/>
+                <w:szCs w:val="28"/>
+              </w:rPr>
+            </w:pPr>
+            <w:r>
+              <w:rPr>
+                <w:b/>
+                <w:bCs/>
+                <w:sz w:val="28"/>
+                <w:szCs w:val="28"/>
+              </w:rPr>
+              <w:t xml:space="preserve">Panchaati No. - </w:t>
+            </w:r>
+            <w:r>
+              <w:rPr>
+                <w:b/>
+                <w:bCs/>
+                <w:sz w:val="28"/>
+                <w:szCs w:val="28"/>
+              </w:rPr>
+              <w:t>30</w:t>
+            </w:r>
+          </w:p>
+        </w:tc>
+        <w:tc>
+          <w:tcPr>
+            <w:tcW w:w="4848" w:type="dxa"/>
+          </w:tcPr>
+          <w:p>
+            <w:pPr>
+              <w:widowControl w:val="0"/>
+              <w:autoSpaceDE w:val="0"/>
+              <w:autoSpaceDN w:val="0"/>
+              <w:adjustRightInd w:val="0"/>
+              <w:spacing w:before="0" w:line="240" w:lineRule="auto"/>
+              <w:jc w:val="both"/>
+              <w:rPr>
+                <w:rFonts w:ascii="BRH Devanagari Extra" w:hAnsi="BRH Devanagari Extra" w:cs="BRH Devanagari Extra"/>
+                <w:sz w:val="40"/>
+                <w:szCs w:val="40"/>
+              </w:rPr>
+            </w:pPr>
+            <w:r>
+              <w:rPr>
+                <w:rFonts w:ascii="BRH Devanagari Extra" w:hAnsi="BRH Devanagari Extra" w:cs="BRH Devanagari Extra"/>
+                <w:sz w:val="40"/>
+                <w:szCs w:val="40"/>
+              </w:rPr>
+              <w:t>A</w:t>
+            </w:r>
+            <w:r>
+              <w:rPr>
+                <w:rFonts w:ascii="BRH Malayalam Extra" w:hAnsi="BRH Malayalam Extra" w:cs="BRH Devanagari Extra"/>
+                <w:sz w:val="34"/>
+                <w:szCs w:val="40"/>
+              </w:rPr>
+              <w:t>–</w:t>
+            </w:r>
+            <w:r>
+              <w:rPr>
+                <w:rFonts w:ascii="BRH Devanagari Extra" w:hAnsi="BRH Devanagari Extra" w:cs="BRH Devanagari Extra"/>
+                <w:sz w:val="40"/>
+                <w:szCs w:val="40"/>
+              </w:rPr>
+              <w:t>xqÉæ</w:t>
+            </w:r>
+            <w:r>
+              <w:rPr>
+                <w:rFonts w:ascii="BRH Malayalam Extra" w:hAnsi="BRH Malayalam Extra" w:cs="BRH Devanagari Extra"/>
+                <w:sz w:val="34"/>
+                <w:szCs w:val="40"/>
+              </w:rPr>
+              <w:t>–</w:t>
+            </w:r>
+            <w:r>
+              <w:rPr>
+                <w:rFonts w:ascii="BRH Devanagari Extra" w:hAnsi="BRH Devanagari Extra" w:cs="BRH Devanagari Extra"/>
+                <w:sz w:val="40"/>
+                <w:szCs w:val="40"/>
+              </w:rPr>
+              <w:t xml:space="preserve"> | </w:t>
+            </w:r>
+          </w:p>
+          <w:p>
+            <w:pPr>
+              <w:widowControl w:val="0"/>
+              <w:autoSpaceDE w:val="0"/>
+              <w:autoSpaceDN w:val="0"/>
+              <w:adjustRightInd w:val="0"/>
+              <w:spacing w:before="0" w:line="240" w:lineRule="auto"/>
+              <w:rPr>
+                <w:rFonts w:ascii="BRH Malayalam Extra" w:hAnsi="BRH Malayalam Extra" w:cs="BRH Malayalam Extra"/>
+                <w:color w:val="000000"/>
+                <w:sz w:val="40"/>
+                <w:szCs w:val="40"/>
+              </w:rPr>
+            </w:pPr>
+            <w:r>
+              <w:rPr>
+                <w:rFonts w:ascii="BRH Devanagari Extra" w:hAnsi="BRH Devanagari Extra" w:cs="BRH Devanagari Extra"/>
+                <w:sz w:val="40"/>
+                <w:szCs w:val="40"/>
+              </w:rPr>
+              <w:t>AlÉÑþqÉÌiÉ</w:t>
+            </w:r>
+            <w:r>
+              <w:rPr>
+                <w:rFonts w:ascii="BRH Malayalam Extra" w:hAnsi="BRH Malayalam Extra" w:cs="BRH Devanagari Extra"/>
+                <w:sz w:val="34"/>
+                <w:szCs w:val="40"/>
+              </w:rPr>
+              <w:t>–</w:t>
+            </w:r>
+            <w:r>
+              <w:rPr>
+                <w:rFonts w:ascii="BRH Devanagari Extra" w:hAnsi="BRH Devanagari Extra" w:cs="BRH Devanagari Extra"/>
+                <w:sz w:val="40"/>
+                <w:szCs w:val="40"/>
+              </w:rPr>
+              <w:t>ËU</w:t>
+            </w:r>
+            <w:r>
+              <w:rPr>
+                <w:rFonts w:ascii="BRH Devanagari Extra" w:hAnsi="BRH Devanagari Extra" w:cs="BRH Devanagari Extra"/>
+                <w:sz w:val="40"/>
+                <w:szCs w:val="40"/>
+                <w:highlight w:val="yellow"/>
+              </w:rPr>
+              <w:t>irÉþlÉ</w:t>
+            </w:r>
+            <w:r>
+              <w:rPr>
+                <w:rFonts w:ascii="BRH Devanagari Extra" w:hAnsi="BRH Devanagari Extra" w:cs="BRH Devanagari Extra"/>
+                <w:sz w:val="40"/>
+                <w:szCs w:val="40"/>
+              </w:rPr>
+              <w:t>Ñ - qÉ</w:t>
+            </w:r>
+            <w:r>
+              <w:rPr>
+                <w:rFonts w:ascii="BRH Malayalam Extra" w:hAnsi="BRH Malayalam Extra" w:cs="BRH Devanagari Extra"/>
+                <w:sz w:val="34"/>
+                <w:szCs w:val="40"/>
+              </w:rPr>
+              <w:t>–</w:t>
+            </w:r>
+            <w:r>
+              <w:rPr>
+                <w:rFonts w:ascii="BRH Devanagari Extra" w:hAnsi="BRH Devanagari Extra" w:cs="BRH Devanagari Extra"/>
+                <w:sz w:val="40"/>
+                <w:szCs w:val="40"/>
+              </w:rPr>
+              <w:t>ÌiÉ</w:t>
+            </w:r>
+            <w:r>
+              <w:rPr>
+                <w:rFonts w:ascii="BRH Malayalam Extra" w:hAnsi="BRH Malayalam Extra" w:cs="BRH Devanagari Extra"/>
+                <w:sz w:val="34"/>
+                <w:szCs w:val="40"/>
+              </w:rPr>
+              <w:t>–</w:t>
+            </w:r>
+            <w:r>
+              <w:rPr>
+                <w:rFonts w:ascii="BRH Devanagari Extra" w:hAnsi="BRH Devanagari Extra" w:cs="BRH Devanagari Extra"/>
+                <w:sz w:val="40"/>
+                <w:szCs w:val="40"/>
+              </w:rPr>
+              <w:t>È |</w:t>
+            </w:r>
+          </w:p>
+        </w:tc>
+        <w:tc>
+          <w:tcPr>
+            <w:tcW w:w="5528" w:type="dxa"/>
+          </w:tcPr>
+          <w:p>
+            <w:pPr>
+              <w:widowControl w:val="0"/>
+              <w:autoSpaceDE w:val="0"/>
+              <w:autoSpaceDN w:val="0"/>
+              <w:adjustRightInd w:val="0"/>
+              <w:spacing w:before="0" w:line="240" w:lineRule="auto"/>
+              <w:jc w:val="both"/>
+              <w:rPr>
+                <w:rFonts w:ascii="BRH Devanagari Extra" w:hAnsi="BRH Devanagari Extra" w:cs="BRH Devanagari Extra"/>
+                <w:sz w:val="40"/>
+                <w:szCs w:val="40"/>
+              </w:rPr>
+            </w:pPr>
+            <w:r>
+              <w:rPr>
+                <w:rFonts w:ascii="BRH Devanagari Extra" w:hAnsi="BRH Devanagari Extra" w:cs="BRH Devanagari Extra"/>
+                <w:sz w:val="40"/>
+                <w:szCs w:val="40"/>
+              </w:rPr>
+              <w:t>A</w:t>
+            </w:r>
+            <w:r>
+              <w:rPr>
+                <w:rFonts w:ascii="BRH Malayalam Extra" w:hAnsi="BRH Malayalam Extra" w:cs="BRH Devanagari Extra"/>
+                <w:sz w:val="34"/>
+                <w:szCs w:val="40"/>
+              </w:rPr>
+              <w:t>–</w:t>
+            </w:r>
+            <w:r>
+              <w:rPr>
+                <w:rFonts w:ascii="BRH Devanagari Extra" w:hAnsi="BRH Devanagari Extra" w:cs="BRH Devanagari Extra"/>
+                <w:sz w:val="40"/>
+                <w:szCs w:val="40"/>
+              </w:rPr>
+              <w:t>xqÉæ</w:t>
+            </w:r>
+            <w:r>
+              <w:rPr>
+                <w:rFonts w:ascii="BRH Malayalam Extra" w:hAnsi="BRH Malayalam Extra" w:cs="BRH Devanagari Extra"/>
+                <w:sz w:val="34"/>
+                <w:szCs w:val="40"/>
+              </w:rPr>
+              <w:t>–</w:t>
+            </w:r>
+            <w:r>
+              <w:rPr>
+                <w:rFonts w:ascii="BRH Devanagari Extra" w:hAnsi="BRH Devanagari Extra" w:cs="BRH Devanagari Extra"/>
+                <w:sz w:val="40"/>
+                <w:szCs w:val="40"/>
+              </w:rPr>
+              <w:t xml:space="preserve"> | </w:t>
+            </w:r>
+          </w:p>
+          <w:p>
+            <w:pPr>
+              <w:widowControl w:val="0"/>
+              <w:autoSpaceDE w:val="0"/>
+              <w:autoSpaceDN w:val="0"/>
+              <w:adjustRightInd w:val="0"/>
+              <w:spacing w:before="0" w:line="240" w:lineRule="auto"/>
+              <w:rPr>
+                <w:rFonts w:ascii="BRH Malayalam Extra" w:hAnsi="BRH Malayalam Extra" w:cs="BRH Malayalam Extra"/>
+                <w:color w:val="000000"/>
+                <w:sz w:val="40"/>
+                <w:szCs w:val="40"/>
+              </w:rPr>
+            </w:pPr>
+            <w:r>
+              <w:rPr>
+                <w:rFonts w:ascii="BRH Devanagari Extra" w:hAnsi="BRH Devanagari Extra" w:cs="BRH Devanagari Extra"/>
+                <w:sz w:val="40"/>
+                <w:szCs w:val="40"/>
+              </w:rPr>
+              <w:t>AlÉÑþqÉÌiÉ</w:t>
+            </w:r>
+            <w:r>
+              <w:rPr>
+                <w:rFonts w:ascii="BRH Malayalam Extra" w:hAnsi="BRH Malayalam Extra" w:cs="BRH Devanagari Extra"/>
+                <w:sz w:val="34"/>
+                <w:szCs w:val="40"/>
+              </w:rPr>
+              <w:t>–</w:t>
+            </w:r>
+            <w:r>
+              <w:rPr>
+                <w:rFonts w:ascii="BRH Devanagari Extra" w:hAnsi="BRH Devanagari Extra" w:cs="BRH Devanagari Extra"/>
+                <w:sz w:val="40"/>
+                <w:szCs w:val="40"/>
+              </w:rPr>
+              <w:t>ËUirÉ</w:t>
+            </w:r>
+            <w:r>
+              <w:rPr>
+                <w:rFonts w:ascii="BRH Devanagari Extra" w:hAnsi="BRH Devanagari Extra" w:cs="BRH Devanagari Extra"/>
+                <w:sz w:val="40"/>
+                <w:szCs w:val="40"/>
+                <w:highlight w:val="green"/>
+              </w:rPr>
+              <w:t>lÉ</w:t>
+            </w:r>
+            <w:r>
+              <w:rPr>
+                <w:rFonts w:ascii="BRH Devanagari Extra" w:hAnsi="BRH Devanagari Extra" w:cs="BRH Devanagari Extra"/>
+                <w:sz w:val="40"/>
+                <w:szCs w:val="40"/>
+              </w:rPr>
+              <w:t>þÑ - qÉ</w:t>
+            </w:r>
+            <w:r>
+              <w:rPr>
+                <w:rFonts w:ascii="BRH Malayalam Extra" w:hAnsi="BRH Malayalam Extra" w:cs="BRH Devanagari Extra"/>
+                <w:sz w:val="34"/>
+                <w:szCs w:val="40"/>
+              </w:rPr>
+              <w:t>–</w:t>
+            </w:r>
+            <w:r>
+              <w:rPr>
+                <w:rFonts w:ascii="BRH Devanagari Extra" w:hAnsi="BRH Devanagari Extra" w:cs="BRH Devanagari Extra"/>
+                <w:sz w:val="40"/>
+                <w:szCs w:val="40"/>
+              </w:rPr>
+              <w:t>ÌiÉ</w:t>
+            </w:r>
+            <w:r>
+              <w:rPr>
+                <w:rFonts w:ascii="BRH Malayalam Extra" w:hAnsi="BRH Malayalam Extra" w:cs="BRH Devanagari Extra"/>
+                <w:sz w:val="34"/>
+                <w:szCs w:val="40"/>
+              </w:rPr>
+              <w:t>–</w:t>
+            </w:r>
+            <w:r>
+              <w:rPr>
+                <w:rFonts w:ascii="BRH Devanagari Extra" w:hAnsi="BRH Devanagari Extra" w:cs="BRH Devanagari Extra"/>
+                <w:sz w:val="40"/>
+                <w:szCs w:val="40"/>
+              </w:rPr>
+              <w:t>È |</w:t>
+            </w:r>
+          </w:p>
+        </w:tc>
+      </w:tr>
+      <w:tr>
+        <w:trPr>
+          <w:trHeight w:val="1620"/>
+        </w:trPr>
+        <w:tc>
+          <w:tcPr>
+            <w:tcW w:w="3256" w:type="dxa"/>
+          </w:tcPr>
+          <w:p>
+            <w:pPr>
+              <w:spacing w:before="0" w:line="240" w:lineRule="auto"/>
+              <w:rPr>
+                <w:b/>
+                <w:bCs/>
+                <w:sz w:val="28"/>
+                <w:szCs w:val="28"/>
+              </w:rPr>
+            </w:pPr>
+            <w:r>
+              <w:rPr>
+                <w:b/>
+                <w:bCs/>
+                <w:sz w:val="28"/>
+                <w:szCs w:val="28"/>
+              </w:rPr>
+              <w:t>TS 3.4.</w:t>
+            </w:r>
+            <w:r>
+              <w:rPr>
+                <w:b/>
+                <w:bCs/>
+                <w:sz w:val="28"/>
+                <w:szCs w:val="28"/>
+              </w:rPr>
+              <w:t>9.</w:t>
+            </w:r>
+            <w:r>
+              <w:rPr>
+                <w:b/>
+                <w:bCs/>
+                <w:sz w:val="28"/>
+                <w:szCs w:val="28"/>
+              </w:rPr>
+              <w:t>6</w:t>
+            </w:r>
+            <w:r>
+              <w:rPr>
+                <w:b/>
+                <w:bCs/>
+                <w:sz w:val="28"/>
+                <w:szCs w:val="28"/>
+              </w:rPr>
+              <w:t xml:space="preserve"> - Padam</w:t>
+            </w:r>
+          </w:p>
+          <w:p>
+            <w:pPr>
+              <w:spacing w:before="0" w:line="240" w:lineRule="auto"/>
+              <w:rPr>
+                <w:b/>
+                <w:bCs/>
+                <w:sz w:val="28"/>
+                <w:szCs w:val="28"/>
+              </w:rPr>
+            </w:pPr>
+            <w:r>
+              <w:rPr>
+                <w:b/>
+                <w:bCs/>
+                <w:sz w:val="28"/>
+                <w:szCs w:val="28"/>
+              </w:rPr>
+              <w:t xml:space="preserve">Padam No. – </w:t>
+            </w:r>
+            <w:r>
+              <w:rPr>
+                <w:b/>
+                <w:bCs/>
+                <w:sz w:val="28"/>
+                <w:szCs w:val="28"/>
+              </w:rPr>
+              <w:t>31</w:t>
+            </w:r>
+          </w:p>
+          <w:p>
+            <w:pPr>
+              <w:spacing w:before="0" w:line="240" w:lineRule="auto"/>
+              <w:rPr>
+                <w:b/>
+                <w:bCs/>
+                <w:sz w:val="28"/>
+                <w:szCs w:val="28"/>
+              </w:rPr>
+            </w:pPr>
+            <w:r>
+              <w:rPr>
+                <w:b/>
+                <w:bCs/>
+                <w:sz w:val="28"/>
+                <w:szCs w:val="28"/>
+              </w:rPr>
+              <w:t xml:space="preserve">Panchaati No. - </w:t>
+            </w:r>
+            <w:r>
+              <w:rPr>
+                <w:b/>
+                <w:bCs/>
+                <w:sz w:val="28"/>
+                <w:szCs w:val="28"/>
+              </w:rPr>
+              <w:t>34</w:t>
+            </w:r>
+          </w:p>
+        </w:tc>
+        <w:tc>
+          <w:tcPr>
+            <w:tcW w:w="4848" w:type="dxa"/>
+          </w:tcPr>
+          <w:p>
+            <w:pPr>
+              <w:widowControl w:val="0"/>
+              <w:autoSpaceDE w:val="0"/>
+              <w:autoSpaceDN w:val="0"/>
+              <w:adjustRightInd w:val="0"/>
+              <w:spacing w:before="0" w:line="240" w:lineRule="auto"/>
+              <w:jc w:val="both"/>
+              <w:rPr>
+                <w:rFonts w:ascii="BRH Devanagari Extra" w:hAnsi="BRH Devanagari Extra" w:cs="BRH Devanagari Extra"/>
+                <w:sz w:val="40"/>
+                <w:szCs w:val="40"/>
+              </w:rPr>
+            </w:pPr>
+            <w:r>
+              <w:rPr>
+                <w:rFonts w:ascii="BRH Devanagari Extra" w:hAnsi="BRH Devanagari Extra" w:cs="BRH Devanagari Extra"/>
+                <w:sz w:val="40"/>
+                <w:szCs w:val="40"/>
+              </w:rPr>
+              <w:t>A</w:t>
+            </w:r>
+            <w:r>
+              <w:rPr>
+                <w:rFonts w:ascii="BRH Malayalam Extra" w:hAnsi="BRH Malayalam Extra" w:cs="BRH Devanagari Extra"/>
+                <w:sz w:val="34"/>
+                <w:szCs w:val="40"/>
+              </w:rPr>
+              <w:t>–</w:t>
+            </w:r>
+            <w:r>
+              <w:rPr>
+                <w:rFonts w:ascii="BRH Devanagari Extra" w:hAnsi="BRH Devanagari Extra" w:cs="BRH Devanagari Extra"/>
+                <w:sz w:val="40"/>
+                <w:szCs w:val="40"/>
+              </w:rPr>
+              <w:t>xqÉæ</w:t>
+            </w:r>
+            <w:r>
+              <w:rPr>
+                <w:rFonts w:ascii="BRH Malayalam Extra" w:hAnsi="BRH Malayalam Extra" w:cs="BRH Devanagari Extra"/>
+                <w:sz w:val="34"/>
+                <w:szCs w:val="40"/>
+              </w:rPr>
+              <w:t>–</w:t>
+            </w:r>
+            <w:r>
+              <w:rPr>
+                <w:rFonts w:ascii="BRH Devanagari Extra" w:hAnsi="BRH Devanagari Extra" w:cs="BRH Devanagari Extra"/>
+                <w:sz w:val="40"/>
+                <w:szCs w:val="40"/>
+              </w:rPr>
+              <w:t xml:space="preserve"> | </w:t>
+            </w:r>
+          </w:p>
+          <w:p>
+            <w:pPr>
+              <w:widowControl w:val="0"/>
+              <w:autoSpaceDE w:val="0"/>
+              <w:autoSpaceDN w:val="0"/>
+              <w:adjustRightInd w:val="0"/>
+              <w:spacing w:before="0" w:line="240" w:lineRule="auto"/>
+              <w:rPr>
+                <w:rFonts w:ascii="BRH Malayalam Extra" w:hAnsi="BRH Malayalam Extra" w:cs="BRH Malayalam Extra"/>
+                <w:color w:val="000000"/>
+                <w:sz w:val="40"/>
+                <w:szCs w:val="40"/>
+              </w:rPr>
+            </w:pPr>
+            <w:r>
+              <w:rPr>
+                <w:rFonts w:ascii="BRH Devanagari Extra" w:hAnsi="BRH Devanagari Extra" w:cs="BRH Devanagari Extra"/>
+                <w:sz w:val="40"/>
+                <w:szCs w:val="40"/>
+              </w:rPr>
+              <w:t>AlÉÑþqÉÌiÉ</w:t>
+            </w:r>
+            <w:r>
+              <w:rPr>
+                <w:rFonts w:ascii="BRH Malayalam Extra" w:hAnsi="BRH Malayalam Extra" w:cs="BRH Devanagari Extra"/>
+                <w:sz w:val="34"/>
+                <w:szCs w:val="40"/>
+              </w:rPr>
+              <w:t>–</w:t>
+            </w:r>
+            <w:r>
+              <w:rPr>
+                <w:rFonts w:ascii="BRH Devanagari Extra" w:hAnsi="BRH Devanagari Extra" w:cs="BRH Devanagari Extra"/>
+                <w:sz w:val="40"/>
+                <w:szCs w:val="40"/>
+              </w:rPr>
+              <w:t>ËU</w:t>
+            </w:r>
+            <w:r>
+              <w:rPr>
+                <w:rFonts w:ascii="BRH Devanagari Extra" w:hAnsi="BRH Devanagari Extra" w:cs="BRH Devanagari Extra"/>
+                <w:sz w:val="40"/>
+                <w:szCs w:val="40"/>
+                <w:highlight w:val="yellow"/>
+              </w:rPr>
+              <w:t>irÉþlÉ</w:t>
+            </w:r>
+            <w:r>
+              <w:rPr>
+                <w:rFonts w:ascii="BRH Devanagari Extra" w:hAnsi="BRH Devanagari Extra" w:cs="BRH Devanagari Extra"/>
+                <w:sz w:val="40"/>
+                <w:szCs w:val="40"/>
+              </w:rPr>
+              <w:t>Ñ - qÉ</w:t>
+            </w:r>
+            <w:r>
+              <w:rPr>
+                <w:rFonts w:ascii="BRH Malayalam Extra" w:hAnsi="BRH Malayalam Extra" w:cs="BRH Devanagari Extra"/>
+                <w:sz w:val="34"/>
+                <w:szCs w:val="40"/>
+              </w:rPr>
+              <w:t>–</w:t>
+            </w:r>
+            <w:r>
+              <w:rPr>
+                <w:rFonts w:ascii="BRH Devanagari Extra" w:hAnsi="BRH Devanagari Extra" w:cs="BRH Devanagari Extra"/>
+                <w:sz w:val="40"/>
+                <w:szCs w:val="40"/>
+              </w:rPr>
+              <w:t>ÌiÉ</w:t>
+            </w:r>
+            <w:r>
+              <w:rPr>
+                <w:rFonts w:ascii="BRH Malayalam Extra" w:hAnsi="BRH Malayalam Extra" w:cs="BRH Devanagari Extra"/>
+                <w:sz w:val="34"/>
+                <w:szCs w:val="40"/>
+              </w:rPr>
+              <w:t>–</w:t>
+            </w:r>
+            <w:r>
+              <w:rPr>
+                <w:rFonts w:ascii="BRH Devanagari Extra" w:hAnsi="BRH Devanagari Extra" w:cs="BRH Devanagari Extra"/>
+                <w:sz w:val="40"/>
+                <w:szCs w:val="40"/>
+              </w:rPr>
+              <w:t>È |</w:t>
+            </w:r>
+          </w:p>
+        </w:tc>
+        <w:tc>
+          <w:tcPr>
+            <w:tcW w:w="5528" w:type="dxa"/>
+          </w:tcPr>
+          <w:p>
+            <w:pPr>
+              <w:widowControl w:val="0"/>
+              <w:autoSpaceDE w:val="0"/>
+              <w:autoSpaceDN w:val="0"/>
+              <w:adjustRightInd w:val="0"/>
+              <w:spacing w:before="0" w:line="240" w:lineRule="auto"/>
+              <w:jc w:val="both"/>
+              <w:rPr>
+                <w:rFonts w:ascii="BRH Devanagari Extra" w:hAnsi="BRH Devanagari Extra" w:cs="BRH Devanagari Extra"/>
+                <w:sz w:val="40"/>
+                <w:szCs w:val="40"/>
+              </w:rPr>
+            </w:pPr>
+            <w:r>
+              <w:rPr>
+                <w:rFonts w:ascii="BRH Devanagari Extra" w:hAnsi="BRH Devanagari Extra" w:cs="BRH Devanagari Extra"/>
+                <w:sz w:val="40"/>
+                <w:szCs w:val="40"/>
+              </w:rPr>
+              <w:t>A</w:t>
+            </w:r>
+            <w:r>
+              <w:rPr>
+                <w:rFonts w:ascii="BRH Malayalam Extra" w:hAnsi="BRH Malayalam Extra" w:cs="BRH Devanagari Extra"/>
+                <w:sz w:val="34"/>
+                <w:szCs w:val="40"/>
+              </w:rPr>
+              <w:t>–</w:t>
+            </w:r>
+            <w:r>
+              <w:rPr>
+                <w:rFonts w:ascii="BRH Devanagari Extra" w:hAnsi="BRH Devanagari Extra" w:cs="BRH Devanagari Extra"/>
+                <w:sz w:val="40"/>
+                <w:szCs w:val="40"/>
+              </w:rPr>
+              <w:t>xqÉæ</w:t>
+            </w:r>
+            <w:r>
+              <w:rPr>
+                <w:rFonts w:ascii="BRH Malayalam Extra" w:hAnsi="BRH Malayalam Extra" w:cs="BRH Devanagari Extra"/>
+                <w:sz w:val="34"/>
+                <w:szCs w:val="40"/>
+              </w:rPr>
+              <w:t>–</w:t>
+            </w:r>
+            <w:r>
+              <w:rPr>
+                <w:rFonts w:ascii="BRH Devanagari Extra" w:hAnsi="BRH Devanagari Extra" w:cs="BRH Devanagari Extra"/>
+                <w:sz w:val="40"/>
+                <w:szCs w:val="40"/>
+              </w:rPr>
+              <w:t xml:space="preserve"> | </w:t>
+            </w:r>
+          </w:p>
+          <w:p>
+            <w:pPr>
+              <w:widowControl w:val="0"/>
+              <w:autoSpaceDE w:val="0"/>
+              <w:autoSpaceDN w:val="0"/>
+              <w:adjustRightInd w:val="0"/>
+              <w:spacing w:before="0" w:line="240" w:lineRule="auto"/>
+              <w:rPr>
+                <w:rFonts w:ascii="BRH Malayalam Extra" w:hAnsi="BRH Malayalam Extra" w:cs="BRH Malayalam Extra"/>
+                <w:color w:val="000000"/>
+                <w:sz w:val="40"/>
+                <w:szCs w:val="40"/>
+              </w:rPr>
+            </w:pPr>
+            <w:r>
+              <w:rPr>
+                <w:rFonts w:ascii="BRH Devanagari Extra" w:hAnsi="BRH Devanagari Extra" w:cs="BRH Devanagari Extra"/>
+                <w:sz w:val="40"/>
+                <w:szCs w:val="40"/>
+              </w:rPr>
+              <w:t>AlÉÑþqÉÌiÉ</w:t>
+            </w:r>
+            <w:r>
+              <w:rPr>
+                <w:rFonts w:ascii="BRH Malayalam Extra" w:hAnsi="BRH Malayalam Extra" w:cs="BRH Devanagari Extra"/>
+                <w:sz w:val="34"/>
+                <w:szCs w:val="40"/>
+              </w:rPr>
+              <w:t>–</w:t>
+            </w:r>
+            <w:r>
+              <w:rPr>
+                <w:rFonts w:ascii="BRH Devanagari Extra" w:hAnsi="BRH Devanagari Extra" w:cs="BRH Devanagari Extra"/>
+                <w:sz w:val="40"/>
+                <w:szCs w:val="40"/>
+              </w:rPr>
+              <w:t>ËUirÉ</w:t>
+            </w:r>
+            <w:r>
+              <w:rPr>
+                <w:rFonts w:ascii="BRH Devanagari Extra" w:hAnsi="BRH Devanagari Extra" w:cs="BRH Devanagari Extra"/>
+                <w:sz w:val="40"/>
+                <w:szCs w:val="40"/>
+                <w:highlight w:val="green"/>
+              </w:rPr>
+              <w:t>lÉ</w:t>
+            </w:r>
+            <w:r>
+              <w:rPr>
+                <w:rFonts w:ascii="BRH Devanagari Extra" w:hAnsi="BRH Devanagari Extra" w:cs="BRH Devanagari Extra"/>
+                <w:sz w:val="40"/>
+                <w:szCs w:val="40"/>
+              </w:rPr>
+              <w:t>þÑ - qÉ</w:t>
+            </w:r>
+            <w:r>
+              <w:rPr>
+                <w:rFonts w:ascii="BRH Malayalam Extra" w:hAnsi="BRH Malayalam Extra" w:cs="BRH Devanagari Extra"/>
+                <w:sz w:val="34"/>
+                <w:szCs w:val="40"/>
+              </w:rPr>
+              <w:t>–</w:t>
+            </w:r>
+            <w:r>
+              <w:rPr>
+                <w:rFonts w:ascii="BRH Devanagari Extra" w:hAnsi="BRH Devanagari Extra" w:cs="BRH Devanagari Extra"/>
+                <w:sz w:val="40"/>
+                <w:szCs w:val="40"/>
+              </w:rPr>
+              <w:t>ÌiÉ</w:t>
+            </w:r>
+            <w:r>
+              <w:rPr>
+                <w:rFonts w:ascii="BRH Malayalam Extra" w:hAnsi="BRH Malayalam Extra" w:cs="BRH Devanagari Extra"/>
+                <w:sz w:val="34"/>
+                <w:szCs w:val="40"/>
+              </w:rPr>
+              <w:t>–</w:t>
+            </w:r>
+            <w:r>
+              <w:rPr>
+                <w:rFonts w:ascii="BRH Devanagari Extra" w:hAnsi="BRH Devanagari Extra" w:cs="BRH Devanagari Extra"/>
+                <w:sz w:val="40"/>
+                <w:szCs w:val="40"/>
+              </w:rPr>
+              <w:t>È |</w:t>
+            </w:r>
+          </w:p>
+        </w:tc>
+      </w:tr>
+      <w:tr>
+        <w:trPr>
+          <w:trHeight w:val="1620"/>
+        </w:trPr>
+        <w:tc>
+          <w:tcPr>
+            <w:tcW w:w="3256" w:type="dxa"/>
+          </w:tcPr>
+          <w:p>
+            <w:pPr>
+              <w:spacing w:before="0" w:line="240" w:lineRule="auto"/>
+              <w:rPr>
+                <w:b/>
+                <w:bCs/>
+                <w:sz w:val="28"/>
+                <w:szCs w:val="28"/>
+              </w:rPr>
+            </w:pPr>
+          </w:p>
+        </w:tc>
+        <w:tc>
+          <w:tcPr>
+            <w:tcW w:w="4848" w:type="dxa"/>
+          </w:tcPr>
+          <w:p>
+            <w:pPr>
+              <w:widowControl w:val="0"/>
+              <w:autoSpaceDE w:val="0"/>
+              <w:autoSpaceDN w:val="0"/>
+              <w:adjustRightInd w:val="0"/>
+              <w:spacing w:before="0" w:line="240" w:lineRule="auto"/>
+              <w:jc w:val="both"/>
+              <w:rPr>
+                <w:rFonts w:ascii="BRH Devanagari Extra" w:hAnsi="BRH Devanagari Extra" w:cs="BRH Devanagari Extra"/>
+                <w:sz w:val="40"/>
+                <w:szCs w:val="40"/>
+              </w:rPr>
+            </w:pPr>
+          </w:p>
+        </w:tc>
+        <w:tc>
+          <w:tcPr>
+            <w:tcW w:w="5528" w:type="dxa"/>
+          </w:tcPr>
+          <w:p>
+            <w:pPr>
+              <w:widowControl w:val="0"/>
+              <w:autoSpaceDE w:val="0"/>
+              <w:autoSpaceDN w:val="0"/>
+              <w:adjustRightInd w:val="0"/>
+              <w:spacing w:before="0" w:line="240" w:lineRule="auto"/>
+              <w:jc w:val="both"/>
+              <w:rPr>
+                <w:rFonts w:ascii="BRH Devanagari Extra" w:hAnsi="BRH Devanagari Extra" w:cs="BRH Devanagari Extra"/>
+                <w:sz w:val="40"/>
+                <w:szCs w:val="40"/>
+              </w:rPr>
+            </w:pPr>
           </w:p>
         </w:tc>
       </w:tr>
@@ -1625,45 +2905,6 @@
           <w:u w:val="single"/>
         </w:rPr>
       </w:pPr>
-    </w:p>
-    <w:p>
-      <w:pPr>
-        <w:ind w:left="-142"/>
-        <w:jc w:val="center"/>
-        <w:rPr>
-          <w:b/>
-          <w:bCs/>
-          <w:sz w:val="32"/>
-          <w:szCs w:val="32"/>
-          <w:u w:val="single"/>
-        </w:rPr>
-      </w:pPr>
-    </w:p>
-    <w:p>
-      <w:pPr>
-        <w:ind w:left="-142"/>
-        <w:jc w:val="center"/>
-        <w:rPr>
-          <w:b/>
-          <w:bCs/>
-          <w:sz w:val="32"/>
-          <w:szCs w:val="32"/>
-          <w:u w:val="single"/>
-        </w:rPr>
-      </w:pPr>
-    </w:p>
-    <w:p>
-      <w:pPr>
-        <w:ind w:left="-142"/>
-        <w:jc w:val="center"/>
-        <w:rPr>
-          <w:b/>
-          <w:bCs/>
-          <w:sz w:val="32"/>
-          <w:szCs w:val="32"/>
-          <w:u w:val="single"/>
-        </w:rPr>
-      </w:pPr>
       <w:r>
         <w:rPr>
           <w:b/>
@@ -1672,7 +2913,6 @@
           <w:szCs w:val="32"/>
           <w:u w:val="single"/>
         </w:rPr>
-        <w:lastRenderedPageBreak/>
         <w:t>TS Pada Paatam – TS 3.4 co</w:t>
       </w:r>
       <w:r>
@@ -1776,7 +3016,6 @@
         <w:tc>
           <w:tcPr>
             <w:tcW w:w="3256" w:type="dxa"/>
-            <w:shd w:val="clear" w:color="auto" w:fill="auto"/>
           </w:tcPr>
           <w:p>
             <w:pPr>
@@ -1824,7 +3063,6 @@
         <w:tc>
           <w:tcPr>
             <w:tcW w:w="4848" w:type="dxa"/>
-            <w:shd w:val="clear" w:color="auto" w:fill="auto"/>
           </w:tcPr>
           <w:p>
             <w:pPr>
@@ -1851,7 +3089,6 @@
         <w:tc>
           <w:tcPr>
             <w:tcW w:w="5528" w:type="dxa"/>
-            <w:shd w:val="clear" w:color="auto" w:fill="auto"/>
           </w:tcPr>
           <w:p>
             <w:pPr>
@@ -1883,7 +3120,6 @@
         <w:tc>
           <w:tcPr>
             <w:tcW w:w="3256" w:type="dxa"/>
-            <w:shd w:val="clear" w:color="auto" w:fill="auto"/>
           </w:tcPr>
           <w:p>
             <w:pPr>
@@ -1985,7 +3221,6 @@
         <w:tc>
           <w:tcPr>
             <w:tcW w:w="4848" w:type="dxa"/>
-            <w:shd w:val="clear" w:color="auto" w:fill="auto"/>
           </w:tcPr>
           <w:p>
             <w:pPr>
@@ -2078,7 +3313,6 @@
         <w:tc>
           <w:tcPr>
             <w:tcW w:w="5528" w:type="dxa"/>
-            <w:shd w:val="clear" w:color="auto" w:fill="auto"/>
           </w:tcPr>
           <w:p>
             <w:pPr>
@@ -2208,7 +3442,6 @@
         <w:tc>
           <w:tcPr>
             <w:tcW w:w="3256" w:type="dxa"/>
-            <w:shd w:val="clear" w:color="auto" w:fill="auto"/>
           </w:tcPr>
           <w:p>
             <w:pPr>
@@ -2227,6 +3460,7 @@
                 <w:sz w:val="28"/>
                 <w:szCs w:val="28"/>
               </w:rPr>
+              <w:lastRenderedPageBreak/>
               <w:t>TS 3.4.</w:t>
             </w:r>
             <w:r>
@@ -2328,7 +3562,6 @@
         <w:tc>
           <w:tcPr>
             <w:tcW w:w="4848" w:type="dxa"/>
-            <w:shd w:val="clear" w:color="auto" w:fill="auto"/>
           </w:tcPr>
           <w:p>
             <w:pPr>
@@ -2477,7 +3710,6 @@
         <w:tc>
           <w:tcPr>
             <w:tcW w:w="5528" w:type="dxa"/>
-            <w:shd w:val="clear" w:color="auto" w:fill="auto"/>
           </w:tcPr>
           <w:p>
             <w:pPr>
@@ -2640,7 +3872,6 @@
               <w:bottom w:val="single" w:sz="4" w:space="0" w:color="000000"/>
               <w:right w:val="single" w:sz="4" w:space="0" w:color="000000"/>
             </w:tcBorders>
-            <w:shd w:val="clear" w:color="auto" w:fill="auto"/>
           </w:tcPr>
           <w:p>
             <w:pPr>
@@ -2766,7 +3997,6 @@
               <w:bottom w:val="single" w:sz="4" w:space="0" w:color="000000"/>
               <w:right w:val="single" w:sz="4" w:space="0" w:color="000000"/>
             </w:tcBorders>
-            <w:shd w:val="clear" w:color="auto" w:fill="auto"/>
           </w:tcPr>
           <w:p>
             <w:pPr>
@@ -2801,7 +4031,6 @@
               </w:rPr>
               <w:t>Uç</w:t>
             </w:r>
-            <w:proofErr w:type="gramStart"/>
             <w:r>
               <w:rPr>
                 <w:rFonts w:ascii="BRH Malayalam Extra" w:hAnsi="BRH Malayalam Extra" w:cs="BRH Devanagari Extra"/>
@@ -2818,7 +4047,6 @@
               </w:rPr>
               <w:t>.wÉ</w:t>
             </w:r>
-            <w:proofErr w:type="gramEnd"/>
             <w:r>
               <w:rPr>
                 <w:rFonts w:ascii="BRH Malayalam Extra" w:hAnsi="BRH Malayalam Extra" w:cs="BRH Devanagari Extra"/>
@@ -2914,7 +4142,6 @@
               <w:bottom w:val="single" w:sz="4" w:space="0" w:color="000000"/>
               <w:right w:val="single" w:sz="4" w:space="0" w:color="000000"/>
             </w:tcBorders>
-            <w:shd w:val="clear" w:color="auto" w:fill="auto"/>
           </w:tcPr>
           <w:p>
             <w:pPr>
@@ -2949,7 +4176,6 @@
               </w:rPr>
               <w:t>Uç</w:t>
             </w:r>
-            <w:proofErr w:type="gramStart"/>
             <w:r>
               <w:rPr>
                 <w:rFonts w:ascii="BRH Malayalam Extra" w:hAnsi="BRH Malayalam Extra" w:cs="BRH Devanagari Extra"/>
@@ -2966,7 +4192,6 @@
               </w:rPr>
               <w:t>.wÉ</w:t>
             </w:r>
-            <w:proofErr w:type="gramEnd"/>
             <w:r>
               <w:rPr>
                 <w:rFonts w:ascii="BRH Malayalam Extra" w:hAnsi="BRH Malayalam Extra" w:cs="BRH Devanagari Extra"/>
@@ -3144,7 +4369,6 @@
           <w:szCs w:val="32"/>
           <w:u w:val="single"/>
         </w:rPr>
-        <w:lastRenderedPageBreak/>
         <w:t>TS Pada Paatam – TS 3.4 co</w:t>
       </w:r>
       <w:r>
@@ -3269,7 +4493,6 @@
         <w:tc>
           <w:tcPr>
             <w:tcW w:w="3227" w:type="dxa"/>
-            <w:shd w:val="clear" w:color="auto" w:fill="auto"/>
           </w:tcPr>
           <w:p>
             <w:pPr>
@@ -3317,7 +4540,6 @@
         <w:tc>
           <w:tcPr>
             <w:tcW w:w="4536" w:type="dxa"/>
-            <w:shd w:val="clear" w:color="auto" w:fill="auto"/>
           </w:tcPr>
           <w:p>
             <w:pPr>
@@ -3344,7 +4566,6 @@
         <w:tc>
           <w:tcPr>
             <w:tcW w:w="5528" w:type="dxa"/>
-            <w:shd w:val="clear" w:color="auto" w:fill="auto"/>
           </w:tcPr>
           <w:p>
             <w:pPr>
@@ -3376,7 +4597,6 @@
         <w:tc>
           <w:tcPr>
             <w:tcW w:w="3227" w:type="dxa"/>
-            <w:shd w:val="clear" w:color="auto" w:fill="auto"/>
           </w:tcPr>
           <w:p>
             <w:pPr>
@@ -3393,6 +4613,7 @@
                 <w:sz w:val="28"/>
                 <w:szCs w:val="28"/>
               </w:rPr>
+              <w:lastRenderedPageBreak/>
               <w:t>TS 3.4.3.6 - Vaakyam</w:t>
             </w:r>
           </w:p>
@@ -3436,7 +4657,6 @@
         <w:tc>
           <w:tcPr>
             <w:tcW w:w="4536" w:type="dxa"/>
-            <w:shd w:val="clear" w:color="auto" w:fill="auto"/>
           </w:tcPr>
           <w:p>
             <w:pPr>
@@ -3523,7 +4743,6 @@
         <w:tc>
           <w:tcPr>
             <w:tcW w:w="5528" w:type="dxa"/>
-            <w:shd w:val="clear" w:color="auto" w:fill="auto"/>
           </w:tcPr>
           <w:p>
             <w:pPr>
@@ -3619,7 +4838,6 @@
         <w:tc>
           <w:tcPr>
             <w:tcW w:w="3227" w:type="dxa"/>
-            <w:shd w:val="clear" w:color="auto" w:fill="auto"/>
           </w:tcPr>
           <w:p>
             <w:pPr>
@@ -3687,7 +4905,6 @@
         <w:tc>
           <w:tcPr>
             <w:tcW w:w="4536" w:type="dxa"/>
-            <w:shd w:val="clear" w:color="auto" w:fill="auto"/>
           </w:tcPr>
           <w:p>
             <w:pPr>
@@ -3744,7 +4961,6 @@
         <w:tc>
           <w:tcPr>
             <w:tcW w:w="5528" w:type="dxa"/>
-            <w:shd w:val="clear" w:color="auto" w:fill="auto"/>
           </w:tcPr>
           <w:p>
             <w:pPr>
@@ -3806,7 +5022,6 @@
         <w:tc>
           <w:tcPr>
             <w:tcW w:w="3227" w:type="dxa"/>
-            <w:shd w:val="clear" w:color="auto" w:fill="auto"/>
           </w:tcPr>
           <w:p>
             <w:pPr>
@@ -3866,7 +5081,6 @@
         <w:tc>
           <w:tcPr>
             <w:tcW w:w="4536" w:type="dxa"/>
-            <w:shd w:val="clear" w:color="auto" w:fill="auto"/>
           </w:tcPr>
           <w:p>
             <w:pPr>
@@ -3959,7 +5173,6 @@
         <w:tc>
           <w:tcPr>
             <w:tcW w:w="5528" w:type="dxa"/>
-            <w:shd w:val="clear" w:color="auto" w:fill="auto"/>
           </w:tcPr>
           <w:p>
             <w:pPr>
@@ -4046,7 +5259,6 @@
         <w:tc>
           <w:tcPr>
             <w:tcW w:w="3227" w:type="dxa"/>
-            <w:shd w:val="clear" w:color="auto" w:fill="auto"/>
           </w:tcPr>
           <w:p>
             <w:pPr>
@@ -4107,7 +5319,6 @@
         <w:tc>
           <w:tcPr>
             <w:tcW w:w="4536" w:type="dxa"/>
-            <w:shd w:val="clear" w:color="auto" w:fill="auto"/>
           </w:tcPr>
           <w:p>
             <w:pPr>
@@ -4215,7 +5426,6 @@
         <w:tc>
           <w:tcPr>
             <w:tcW w:w="5528" w:type="dxa"/>
-            <w:shd w:val="clear" w:color="auto" w:fill="auto"/>
           </w:tcPr>
           <w:p>
             <w:pPr>
@@ -4346,7 +5556,6 @@
         <w:tc>
           <w:tcPr>
             <w:tcW w:w="3227" w:type="dxa"/>
-            <w:shd w:val="clear" w:color="auto" w:fill="auto"/>
           </w:tcPr>
           <w:p>
             <w:pPr>
@@ -4423,7 +5632,6 @@
         <w:tc>
           <w:tcPr>
             <w:tcW w:w="4536" w:type="dxa"/>
-            <w:shd w:val="clear" w:color="auto" w:fill="auto"/>
           </w:tcPr>
           <w:p>
             <w:pPr>
@@ -4497,7 +5705,6 @@
         <w:tc>
           <w:tcPr>
             <w:tcW w:w="5528" w:type="dxa"/>
-            <w:shd w:val="clear" w:color="auto" w:fill="auto"/>
           </w:tcPr>
           <w:p>
             <w:pPr>
@@ -4609,7 +5816,6 @@
         <w:tc>
           <w:tcPr>
             <w:tcW w:w="3227" w:type="dxa"/>
-            <w:shd w:val="clear" w:color="auto" w:fill="auto"/>
           </w:tcPr>
           <w:p>
             <w:pPr>
@@ -4626,7 +5832,6 @@
                 <w:sz w:val="28"/>
                 <w:szCs w:val="28"/>
               </w:rPr>
-              <w:lastRenderedPageBreak/>
               <w:t>TS 3.4.9.1 - Padam</w:t>
             </w:r>
           </w:p>
@@ -4671,7 +5876,6 @@
         <w:tc>
           <w:tcPr>
             <w:tcW w:w="4536" w:type="dxa"/>
-            <w:shd w:val="clear" w:color="auto" w:fill="auto"/>
           </w:tcPr>
           <w:p>
             <w:pPr>
@@ -4850,7 +6054,6 @@
         <w:tc>
           <w:tcPr>
             <w:tcW w:w="5528" w:type="dxa"/>
-            <w:shd w:val="clear" w:color="auto" w:fill="auto"/>
           </w:tcPr>
           <w:p>
             <w:pPr>
@@ -5032,7 +6235,6 @@
         <w:tc>
           <w:tcPr>
             <w:tcW w:w="3227" w:type="dxa"/>
-            <w:shd w:val="clear" w:color="auto" w:fill="auto"/>
           </w:tcPr>
           <w:p>
             <w:pPr>
@@ -5106,7 +6308,6 @@
         <w:tc>
           <w:tcPr>
             <w:tcW w:w="4536" w:type="dxa"/>
-            <w:shd w:val="clear" w:color="auto" w:fill="auto"/>
           </w:tcPr>
           <w:p>
             <w:pPr>
@@ -5178,7 +6379,6 @@
         <w:tc>
           <w:tcPr>
             <w:tcW w:w="5528" w:type="dxa"/>
-            <w:shd w:val="clear" w:color="auto" w:fill="auto"/>
           </w:tcPr>
           <w:p>
             <w:pPr>
@@ -5255,7 +6455,6 @@
         <w:tc>
           <w:tcPr>
             <w:tcW w:w="3227" w:type="dxa"/>
-            <w:shd w:val="clear" w:color="auto" w:fill="auto"/>
           </w:tcPr>
           <w:p>
             <w:pPr>
@@ -5274,6 +6473,7 @@
                 <w:sz w:val="28"/>
                 <w:szCs w:val="28"/>
               </w:rPr>
+              <w:lastRenderedPageBreak/>
               <w:t>TS 3.4.10.1 - Vaakyam</w:t>
             </w:r>
             <w:r>
@@ -5310,7 +6510,6 @@
         <w:tc>
           <w:tcPr>
             <w:tcW w:w="4536" w:type="dxa"/>
-            <w:shd w:val="clear" w:color="auto" w:fill="auto"/>
           </w:tcPr>
           <w:p>
             <w:pPr>
@@ -5368,7 +6567,6 @@
         <w:tc>
           <w:tcPr>
             <w:tcW w:w="5528" w:type="dxa"/>
-            <w:shd w:val="clear" w:color="auto" w:fill="auto"/>
           </w:tcPr>
           <w:p>
             <w:pPr>
@@ -5436,7 +6634,6 @@
         <w:tc>
           <w:tcPr>
             <w:tcW w:w="3227" w:type="dxa"/>
-            <w:shd w:val="clear" w:color="auto" w:fill="auto"/>
           </w:tcPr>
           <w:p>
             <w:pPr>
@@ -5505,7 +6702,6 @@
         <w:tc>
           <w:tcPr>
             <w:tcW w:w="4536" w:type="dxa"/>
-            <w:shd w:val="clear" w:color="auto" w:fill="auto"/>
           </w:tcPr>
           <w:p>
             <w:pPr>
@@ -5571,7 +6767,6 @@
         <w:tc>
           <w:tcPr>
             <w:tcW w:w="5528" w:type="dxa"/>
-            <w:shd w:val="clear" w:color="auto" w:fill="auto"/>
           </w:tcPr>
           <w:p>
             <w:pPr>
@@ -5675,7 +6870,6 @@
         <w:tc>
           <w:tcPr>
             <w:tcW w:w="3227" w:type="dxa"/>
-            <w:shd w:val="clear" w:color="auto" w:fill="auto"/>
           </w:tcPr>
           <w:p>
             <w:pPr>
@@ -5735,7 +6929,6 @@
         <w:tc>
           <w:tcPr>
             <w:tcW w:w="4536" w:type="dxa"/>
-            <w:shd w:val="clear" w:color="auto" w:fill="auto"/>
           </w:tcPr>
           <w:p>
             <w:pPr>
@@ -5801,7 +6994,6 @@
         <w:tc>
           <w:tcPr>
             <w:tcW w:w="5528" w:type="dxa"/>
-            <w:shd w:val="clear" w:color="auto" w:fill="auto"/>
           </w:tcPr>
           <w:p>
             <w:pPr>
@@ -5880,7 +7072,6 @@
         <w:tc>
           <w:tcPr>
             <w:tcW w:w="3227" w:type="dxa"/>
-            <w:shd w:val="clear" w:color="auto" w:fill="auto"/>
           </w:tcPr>
           <w:p>
             <w:pPr>
@@ -5948,7 +7139,6 @@
         <w:tc>
           <w:tcPr>
             <w:tcW w:w="4536" w:type="dxa"/>
-            <w:shd w:val="clear" w:color="auto" w:fill="auto"/>
           </w:tcPr>
           <w:p>
             <w:pPr>
@@ -6021,7 +7211,6 @@
         <w:tc>
           <w:tcPr>
             <w:tcW w:w="5528" w:type="dxa"/>
-            <w:shd w:val="clear" w:color="auto" w:fill="auto"/>
           </w:tcPr>
           <w:p>
             <w:pPr>
@@ -6162,7 +7351,6 @@
           <w:szCs w:val="32"/>
           <w:u w:val="single"/>
         </w:rPr>
-        <w:lastRenderedPageBreak/>
         <w:t>TS</w:t>
       </w:r>
       <w:r>
@@ -6793,6 +7981,7 @@
                 <w:szCs w:val="28"/>
                 <w:lang w:eastAsia="en-IN" w:bidi="ml-IN"/>
               </w:rPr>
+              <w:lastRenderedPageBreak/>
               <w:t>TS 3.4.3.6-Padam</w:t>
             </w:r>
           </w:p>
@@ -8014,7 +9203,6 @@
                 <w:szCs w:val="28"/>
                 <w:lang w:eastAsia="en-IN" w:bidi="ml-IN"/>
               </w:rPr>
-              <w:lastRenderedPageBreak/>
               <w:t>TS 3.4.10.1-Vaakyam</w:t>
             </w:r>
           </w:p>
@@ -8470,7 +9658,7 @@
 </file>
 
 <file path=word/endnotes.xml><?xml version="1.0" encoding="utf-8"?>
-<w:endnotes xmlns:wpc="http://schemas.microsoft.com/office/word/2010/wordprocessingCanvas" xmlns:cx="http://schemas.microsoft.com/office/drawing/2014/chartex" xmlns:cx1="http://schemas.microsoft.com/office/drawing/2015/9/8/chartex" xmlns:cx2="http://schemas.microsoft.com/office/drawing/2015/10/21/chartex" xmlns:cx3="http://schemas.microsoft.com/office/drawing/2016/5/9/chartex" xmlns:cx4="http://schemas.microsoft.com/office/drawing/2016/5/10/chartex" xmlns:cx5="http://schemas.microsoft.com/office/drawing/2016/5/11/chartex" xmlns:cx6="http://schemas.microsoft.com/office/drawing/2016/5/12/chartex" xmlns:cx7="http://schemas.microsoft.com/office/drawing/2016/5/13/chartex" xmlns:cx8="http://schemas.microsoft.com/office/drawing/2016/5/14/chartex" xmlns:mc="http://schemas.openxmlformats.org/markup-compatibility/2006" xmlns:aink="http://schemas.microsoft.com/office/drawing/2016/ink" xmlns:am3d="http://schemas.microsoft.com/office/drawing/2017/model3d" xmlns:o="urn:schemas-microsoft-com:office:office" xmlns:oel="http://schemas.microsoft.com/office/2019/extlst" xmlns:r="http://schemas.openxmlformats.org/officeDocument/2006/relationships" xmlns:m="http://schemas.openxmlformats.org/officeDocument/2006/math" xmlns:v="urn:schemas-microsoft-com:vml" xmlns:wp14="http://schemas.microsoft.com/office/word/2010/wordprocessingDrawing" xmlns:wp="http://schemas.openxmlformats.org/drawingml/2006/wordprocessingDrawing" xmlns:w10="urn:schemas-microsoft-com:office:word" xmlns:w="http://schemas.openxmlformats.org/wordprocessingml/2006/main" xmlns:w14="http://schemas.microsoft.com/office/word/2010/wordml" xmlns:w15="http://schemas.microsoft.com/office/word/2012/wordml" xmlns:w16cex="http://schemas.microsoft.com/office/word/2018/wordml/cex" xmlns:w16cid="http://schemas.microsoft.com/office/word/2016/wordml/cid" xmlns:w16="http://schemas.microsoft.com/office/word/2018/wordml" xmlns:w16du="http://schemas.microsoft.com/office/word/2023/wordml/word16du" xmlns:w16sdtdh="http://schemas.microsoft.com/office/word/2020/wordml/sdtdatahash" xmlns:w16se="http://schemas.microsoft.com/office/word/2015/wordml/symex" xmlns:wpg="http://schemas.microsoft.com/office/word/2010/wordprocessingGroup" xmlns:wpi="http://schemas.microsoft.com/office/word/2010/wordprocessingInk" xmlns:wne="http://schemas.microsoft.com/office/word/2006/wordml" xmlns:wps="http://schemas.microsoft.com/office/word/2010/wordprocessingShape" mc:Ignorable="w14 w15 w16se w16cid w16 w16cex w16sdtdh w16du wp14">
+<w:endnotes xmlns:wpc="http://schemas.microsoft.com/office/word/2010/wordprocessingCanvas" xmlns:cx="http://schemas.microsoft.com/office/drawing/2014/chartex" xmlns:cx1="http://schemas.microsoft.com/office/drawing/2015/9/8/chartex" xmlns:cx2="http://schemas.microsoft.com/office/drawing/2015/10/21/chartex" xmlns:cx3="http://schemas.microsoft.com/office/drawing/2016/5/9/chartex" xmlns:cx4="http://schemas.microsoft.com/office/drawing/2016/5/10/chartex" xmlns:cx5="http://schemas.microsoft.com/office/drawing/2016/5/11/chartex" xmlns:cx6="http://schemas.microsoft.com/office/drawing/2016/5/12/chartex" xmlns:cx7="http://schemas.microsoft.com/office/drawing/2016/5/13/chartex" xmlns:cx8="http://schemas.microsoft.com/office/drawing/2016/5/14/chartex" xmlns:mc="http://schemas.openxmlformats.org/markup-compatibility/2006" xmlns:aink="http://schemas.microsoft.com/office/drawing/2016/ink" xmlns:am3d="http://schemas.microsoft.com/office/drawing/2017/model3d" xmlns:o="urn:schemas-microsoft-com:office:office" xmlns:oel="http://schemas.microsoft.com/office/2019/extlst" xmlns:r="http://schemas.openxmlformats.org/officeDocument/2006/relationships" xmlns:m="http://schemas.openxmlformats.org/officeDocument/2006/math" xmlns:v="urn:schemas-microsoft-com:vml" xmlns:wp14="http://schemas.microsoft.com/office/word/2010/wordprocessingDrawing" xmlns:wp="http://schemas.openxmlformats.org/drawingml/2006/wordprocessingDrawing" xmlns:w10="urn:schemas-microsoft-com:office:word" xmlns:w="http://schemas.openxmlformats.org/wordprocessingml/2006/main" xmlns:w14="http://schemas.microsoft.com/office/word/2010/wordml" xmlns:w15="http://schemas.microsoft.com/office/word/2012/wordml" xmlns:w16cei="http://schemas.microsoft.com/office/word/2026/wordml/cei" xmlns:w16cex="http://schemas.microsoft.com/office/word/2018/wordml/cex" xmlns:w16cid="http://schemas.microsoft.com/office/word/2016/wordml/cid" xmlns:w16="http://schemas.microsoft.com/office/word/2018/wordml" xmlns:w16du="http://schemas.microsoft.com/office/word/2023/wordml/word16du" xmlns:w16sdtdh="http://schemas.microsoft.com/office/word/2020/wordml/sdtdatahash" xmlns:w16sdtfl="http://schemas.microsoft.com/office/word/2024/wordml/sdtformatlock" xmlns:w16se="http://schemas.microsoft.com/office/word/2015/wordml/symex" xmlns:wpg="http://schemas.microsoft.com/office/word/2010/wordprocessingGroup" xmlns:wpi="http://schemas.microsoft.com/office/word/2010/wordprocessingInk" xmlns:wne="http://schemas.microsoft.com/office/word/2006/wordml" xmlns:wps="http://schemas.microsoft.com/office/word/2010/wordprocessingShape" mc:Ignorable="w14 w15 w16se w16cid w16 w16cex w16sdtdh w16sdtfl w16du wp14">
   <w:endnote w:type="separator" w:id="-1">
     <w:p>
       <w:pPr>
@@ -8495,7 +9683,7 @@
 </file>
 
 <file path=word/footer1.xml><?xml version="1.0" encoding="utf-8"?>
-<w:ftr xmlns:wpc="http://schemas.microsoft.com/office/word/2010/wordprocessingCanvas" xmlns:cx="http://schemas.microsoft.com/office/drawing/2014/chartex" xmlns:cx1="http://schemas.microsoft.com/office/drawing/2015/9/8/chartex" xmlns:cx2="http://schemas.microsoft.com/office/drawing/2015/10/21/chartex" xmlns:cx3="http://schemas.microsoft.com/office/drawing/2016/5/9/chartex" xmlns:cx4="http://schemas.microsoft.com/office/drawing/2016/5/10/chartex" xmlns:cx5="http://schemas.microsoft.com/office/drawing/2016/5/11/chartex" xmlns:cx6="http://schemas.microsoft.com/office/drawing/2016/5/12/chartex" xmlns:cx7="http://schemas.microsoft.com/office/drawing/2016/5/13/chartex" xmlns:cx8="http://schemas.microsoft.com/office/drawing/2016/5/14/chartex" xmlns:mc="http://schemas.openxmlformats.org/markup-compatibility/2006" xmlns:aink="http://schemas.microsoft.com/office/drawing/2016/ink" xmlns:am3d="http://schemas.microsoft.com/office/drawing/2017/model3d" xmlns:o="urn:schemas-microsoft-com:office:office" xmlns:oel="http://schemas.microsoft.com/office/2019/extlst" xmlns:r="http://schemas.openxmlformats.org/officeDocument/2006/relationships" xmlns:m="http://schemas.openxmlformats.org/officeDocument/2006/math" xmlns:v="urn:schemas-microsoft-com:vml" xmlns:wp14="http://schemas.microsoft.com/office/word/2010/wordprocessingDrawing" xmlns:wp="http://schemas.openxmlformats.org/drawingml/2006/wordprocessingDrawing" xmlns:w10="urn:schemas-microsoft-com:office:word" xmlns:w="http://schemas.openxmlformats.org/wordprocessingml/2006/main" xmlns:w14="http://schemas.microsoft.com/office/word/2010/wordml" xmlns:w15="http://schemas.microsoft.com/office/word/2012/wordml" xmlns:w16cex="http://schemas.microsoft.com/office/word/2018/wordml/cex" xmlns:w16cid="http://schemas.microsoft.com/office/word/2016/wordml/cid" xmlns:w16="http://schemas.microsoft.com/office/word/2018/wordml" xmlns:w16du="http://schemas.microsoft.com/office/word/2023/wordml/word16du" xmlns:w16sdtdh="http://schemas.microsoft.com/office/word/2020/wordml/sdtdatahash" xmlns:w16se="http://schemas.microsoft.com/office/word/2015/wordml/symex" xmlns:wpg="http://schemas.microsoft.com/office/word/2010/wordprocessingGroup" xmlns:wpi="http://schemas.microsoft.com/office/word/2010/wordprocessingInk" xmlns:wne="http://schemas.microsoft.com/office/word/2006/wordml" xmlns:wps="http://schemas.microsoft.com/office/word/2010/wordprocessingShape" mc:Ignorable="w14 w15 w16se w16cid w16 w16cex w16sdtdh w16du wp14">
+<w:ftr xmlns:wpc="http://schemas.microsoft.com/office/word/2010/wordprocessingCanvas" xmlns:cx="http://schemas.microsoft.com/office/drawing/2014/chartex" xmlns:cx1="http://schemas.microsoft.com/office/drawing/2015/9/8/chartex" xmlns:cx2="http://schemas.microsoft.com/office/drawing/2015/10/21/chartex" xmlns:cx3="http://schemas.microsoft.com/office/drawing/2016/5/9/chartex" xmlns:cx4="http://schemas.microsoft.com/office/drawing/2016/5/10/chartex" xmlns:cx5="http://schemas.microsoft.com/office/drawing/2016/5/11/chartex" xmlns:cx6="http://schemas.microsoft.com/office/drawing/2016/5/12/chartex" xmlns:cx7="http://schemas.microsoft.com/office/drawing/2016/5/13/chartex" xmlns:cx8="http://schemas.microsoft.com/office/drawing/2016/5/14/chartex" xmlns:mc="http://schemas.openxmlformats.org/markup-compatibility/2006" xmlns:aink="http://schemas.microsoft.com/office/drawing/2016/ink" xmlns:am3d="http://schemas.microsoft.com/office/drawing/2017/model3d" xmlns:o="urn:schemas-microsoft-com:office:office" xmlns:oel="http://schemas.microsoft.com/office/2019/extlst" xmlns:r="http://schemas.openxmlformats.org/officeDocument/2006/relationships" xmlns:m="http://schemas.openxmlformats.org/officeDocument/2006/math" xmlns:v="urn:schemas-microsoft-com:vml" xmlns:wp14="http://schemas.microsoft.com/office/word/2010/wordprocessingDrawing" xmlns:wp="http://schemas.openxmlformats.org/drawingml/2006/wordprocessingDrawing" xmlns:w10="urn:schemas-microsoft-com:office:word" xmlns:w="http://schemas.openxmlformats.org/wordprocessingml/2006/main" xmlns:w14="http://schemas.microsoft.com/office/word/2010/wordml" xmlns:w15="http://schemas.microsoft.com/office/word/2012/wordml" xmlns:w16cei="http://schemas.microsoft.com/office/word/2026/wordml/cei" xmlns:w16cex="http://schemas.microsoft.com/office/word/2018/wordml/cex" xmlns:w16cid="http://schemas.microsoft.com/office/word/2016/wordml/cid" xmlns:w16="http://schemas.microsoft.com/office/word/2018/wordml" xmlns:w16du="http://schemas.microsoft.com/office/word/2023/wordml/word16du" xmlns:w16sdtdh="http://schemas.microsoft.com/office/word/2020/wordml/sdtdatahash" xmlns:w16sdtfl="http://schemas.microsoft.com/office/word/2024/wordml/sdtformatlock" xmlns:w16se="http://schemas.microsoft.com/office/word/2015/wordml/symex" xmlns:wpg="http://schemas.microsoft.com/office/word/2010/wordprocessingGroup" xmlns:wpi="http://schemas.microsoft.com/office/word/2010/wordprocessingInk" xmlns:wne="http://schemas.microsoft.com/office/word/2006/wordml" xmlns:wps="http://schemas.microsoft.com/office/word/2010/wordprocessingShape" mc:Ignorable="w14 w15 w16se w16cid w16 w16cex w16sdtdh w16sdtfl w16du wp14">
   <w:p>
     <w:pPr>
       <w:pBdr>
@@ -8649,7 +9837,7 @@
 </file>
 
 <file path=word/footer2.xml><?xml version="1.0" encoding="utf-8"?>
-<w:ftr xmlns:wpc="http://schemas.microsoft.com/office/word/2010/wordprocessingCanvas" xmlns:cx="http://schemas.microsoft.com/office/drawing/2014/chartex" xmlns:cx1="http://schemas.microsoft.com/office/drawing/2015/9/8/chartex" xmlns:cx2="http://schemas.microsoft.com/office/drawing/2015/10/21/chartex" xmlns:cx3="http://schemas.microsoft.com/office/drawing/2016/5/9/chartex" xmlns:cx4="http://schemas.microsoft.com/office/drawing/2016/5/10/chartex" xmlns:cx5="http://schemas.microsoft.com/office/drawing/2016/5/11/chartex" xmlns:cx6="http://schemas.microsoft.com/office/drawing/2016/5/12/chartex" xmlns:cx7="http://schemas.microsoft.com/office/drawing/2016/5/13/chartex" xmlns:cx8="http://schemas.microsoft.com/office/drawing/2016/5/14/chartex" xmlns:mc="http://schemas.openxmlformats.org/markup-compatibility/2006" xmlns:aink="http://schemas.microsoft.com/office/drawing/2016/ink" xmlns:am3d="http://schemas.microsoft.com/office/drawing/2017/model3d" xmlns:o="urn:schemas-microsoft-com:office:office" xmlns:oel="http://schemas.microsoft.com/office/2019/extlst" xmlns:r="http://schemas.openxmlformats.org/officeDocument/2006/relationships" xmlns:m="http://schemas.openxmlformats.org/officeDocument/2006/math" xmlns:v="urn:schemas-microsoft-com:vml" xmlns:wp14="http://schemas.microsoft.com/office/word/2010/wordprocessingDrawing" xmlns:wp="http://schemas.openxmlformats.org/drawingml/2006/wordprocessingDrawing" xmlns:w10="urn:schemas-microsoft-com:office:word" xmlns:w="http://schemas.openxmlformats.org/wordprocessingml/2006/main" xmlns:w14="http://schemas.microsoft.com/office/word/2010/wordml" xmlns:w15="http://schemas.microsoft.com/office/word/2012/wordml" xmlns:w16cex="http://schemas.microsoft.com/office/word/2018/wordml/cex" xmlns:w16cid="http://schemas.microsoft.com/office/word/2016/wordml/cid" xmlns:w16="http://schemas.microsoft.com/office/word/2018/wordml" xmlns:w16du="http://schemas.microsoft.com/office/word/2023/wordml/word16du" xmlns:w16sdtdh="http://schemas.microsoft.com/office/word/2020/wordml/sdtdatahash" xmlns:w16se="http://schemas.microsoft.com/office/word/2015/wordml/symex" xmlns:wpg="http://schemas.microsoft.com/office/word/2010/wordprocessingGroup" xmlns:wpi="http://schemas.microsoft.com/office/word/2010/wordprocessingInk" xmlns:wne="http://schemas.microsoft.com/office/word/2006/wordml" xmlns:wps="http://schemas.microsoft.com/office/word/2010/wordprocessingShape" mc:Ignorable="w14 w15 w16se w16cid w16 w16cex w16sdtdh w16du wp14">
+<w:ftr xmlns:wpc="http://schemas.microsoft.com/office/word/2010/wordprocessingCanvas" xmlns:cx="http://schemas.microsoft.com/office/drawing/2014/chartex" xmlns:cx1="http://schemas.microsoft.com/office/drawing/2015/9/8/chartex" xmlns:cx2="http://schemas.microsoft.com/office/drawing/2015/10/21/chartex" xmlns:cx3="http://schemas.microsoft.com/office/drawing/2016/5/9/chartex" xmlns:cx4="http://schemas.microsoft.com/office/drawing/2016/5/10/chartex" xmlns:cx5="http://schemas.microsoft.com/office/drawing/2016/5/11/chartex" xmlns:cx6="http://schemas.microsoft.com/office/drawing/2016/5/12/chartex" xmlns:cx7="http://schemas.microsoft.com/office/drawing/2016/5/13/chartex" xmlns:cx8="http://schemas.microsoft.com/office/drawing/2016/5/14/chartex" xmlns:mc="http://schemas.openxmlformats.org/markup-compatibility/2006" xmlns:aink="http://schemas.microsoft.com/office/drawing/2016/ink" xmlns:am3d="http://schemas.microsoft.com/office/drawing/2017/model3d" xmlns:o="urn:schemas-microsoft-com:office:office" xmlns:oel="http://schemas.microsoft.com/office/2019/extlst" xmlns:r="http://schemas.openxmlformats.org/officeDocument/2006/relationships" xmlns:m="http://schemas.openxmlformats.org/officeDocument/2006/math" xmlns:v="urn:schemas-microsoft-com:vml" xmlns:wp14="http://schemas.microsoft.com/office/word/2010/wordprocessingDrawing" xmlns:wp="http://schemas.openxmlformats.org/drawingml/2006/wordprocessingDrawing" xmlns:w10="urn:schemas-microsoft-com:office:word" xmlns:w="http://schemas.openxmlformats.org/wordprocessingml/2006/main" xmlns:w14="http://schemas.microsoft.com/office/word/2010/wordml" xmlns:w15="http://schemas.microsoft.com/office/word/2012/wordml" xmlns:w16cei="http://schemas.microsoft.com/office/word/2026/wordml/cei" xmlns:w16cex="http://schemas.microsoft.com/office/word/2018/wordml/cex" xmlns:w16cid="http://schemas.microsoft.com/office/word/2016/wordml/cid" xmlns:w16="http://schemas.microsoft.com/office/word/2018/wordml" xmlns:w16du="http://schemas.microsoft.com/office/word/2023/wordml/word16du" xmlns:w16sdtdh="http://schemas.microsoft.com/office/word/2020/wordml/sdtdatahash" xmlns:w16sdtfl="http://schemas.microsoft.com/office/word/2024/wordml/sdtformatlock" xmlns:w16se="http://schemas.microsoft.com/office/word/2015/wordml/symex" xmlns:wpg="http://schemas.microsoft.com/office/word/2010/wordprocessingGroup" xmlns:wpi="http://schemas.microsoft.com/office/word/2010/wordprocessingInk" xmlns:wne="http://schemas.microsoft.com/office/word/2006/wordml" xmlns:wps="http://schemas.microsoft.com/office/word/2010/wordprocessingShape" mc:Ignorable="w14 w15 w16se w16cid w16 w16cex w16sdtdh w16sdtfl w16du wp14">
   <w:p>
     <w:pPr>
       <w:pBdr>
@@ -8845,7 +10033,7 @@
 </file>
 
 <file path=word/footnotes.xml><?xml version="1.0" encoding="utf-8"?>
-<w:footnotes xmlns:wpc="http://schemas.microsoft.com/office/word/2010/wordprocessingCanvas" xmlns:cx="http://schemas.microsoft.com/office/drawing/2014/chartex" xmlns:cx1="http://schemas.microsoft.com/office/drawing/2015/9/8/chartex" xmlns:cx2="http://schemas.microsoft.com/office/drawing/2015/10/21/chartex" xmlns:cx3="http://schemas.microsoft.com/office/drawing/2016/5/9/chartex" xmlns:cx4="http://schemas.microsoft.com/office/drawing/2016/5/10/chartex" xmlns:cx5="http://schemas.microsoft.com/office/drawing/2016/5/11/chartex" xmlns:cx6="http://schemas.microsoft.com/office/drawing/2016/5/12/chartex" xmlns:cx7="http://schemas.microsoft.com/office/drawing/2016/5/13/chartex" xmlns:cx8="http://schemas.microsoft.com/office/drawing/2016/5/14/chartex" xmlns:mc="http://schemas.openxmlformats.org/markup-compatibility/2006" xmlns:aink="http://schemas.microsoft.com/office/drawing/2016/ink" xmlns:am3d="http://schemas.microsoft.com/office/drawing/2017/model3d" xmlns:o="urn:schemas-microsoft-com:office:office" xmlns:oel="http://schemas.microsoft.com/office/2019/extlst" xmlns:r="http://schemas.openxmlformats.org/officeDocument/2006/relationships" xmlns:m="http://schemas.openxmlformats.org/officeDocument/2006/math" xmlns:v="urn:schemas-microsoft-com:vml" xmlns:wp14="http://schemas.microsoft.com/office/word/2010/wordprocessingDrawing" xmlns:wp="http://schemas.openxmlformats.org/drawingml/2006/wordprocessingDrawing" xmlns:w10="urn:schemas-microsoft-com:office:word" xmlns:w="http://schemas.openxmlformats.org/wordprocessingml/2006/main" xmlns:w14="http://schemas.microsoft.com/office/word/2010/wordml" xmlns:w15="http://schemas.microsoft.com/office/word/2012/wordml" xmlns:w16cex="http://schemas.microsoft.com/office/word/2018/wordml/cex" xmlns:w16cid="http://schemas.microsoft.com/office/word/2016/wordml/cid" xmlns:w16="http://schemas.microsoft.com/office/word/2018/wordml" xmlns:w16du="http://schemas.microsoft.com/office/word/2023/wordml/word16du" xmlns:w16sdtdh="http://schemas.microsoft.com/office/word/2020/wordml/sdtdatahash" xmlns:w16se="http://schemas.microsoft.com/office/word/2015/wordml/symex" xmlns:wpg="http://schemas.microsoft.com/office/word/2010/wordprocessingGroup" xmlns:wpi="http://schemas.microsoft.com/office/word/2010/wordprocessingInk" xmlns:wne="http://schemas.microsoft.com/office/word/2006/wordml" xmlns:wps="http://schemas.microsoft.com/office/word/2010/wordprocessingShape" mc:Ignorable="w14 w15 w16se w16cid w16 w16cex w16sdtdh w16du wp14">
+<w:footnotes xmlns:wpc="http://schemas.microsoft.com/office/word/2010/wordprocessingCanvas" xmlns:cx="http://schemas.microsoft.com/office/drawing/2014/chartex" xmlns:cx1="http://schemas.microsoft.com/office/drawing/2015/9/8/chartex" xmlns:cx2="http://schemas.microsoft.com/office/drawing/2015/10/21/chartex" xmlns:cx3="http://schemas.microsoft.com/office/drawing/2016/5/9/chartex" xmlns:cx4="http://schemas.microsoft.com/office/drawing/2016/5/10/chartex" xmlns:cx5="http://schemas.microsoft.com/office/drawing/2016/5/11/chartex" xmlns:cx6="http://schemas.microsoft.com/office/drawing/2016/5/12/chartex" xmlns:cx7="http://schemas.microsoft.com/office/drawing/2016/5/13/chartex" xmlns:cx8="http://schemas.microsoft.com/office/drawing/2016/5/14/chartex" xmlns:mc="http://schemas.openxmlformats.org/markup-compatibility/2006" xmlns:aink="http://schemas.microsoft.com/office/drawing/2016/ink" xmlns:am3d="http://schemas.microsoft.com/office/drawing/2017/model3d" xmlns:o="urn:schemas-microsoft-com:office:office" xmlns:oel="http://schemas.microsoft.com/office/2019/extlst" xmlns:r="http://schemas.openxmlformats.org/officeDocument/2006/relationships" xmlns:m="http://schemas.openxmlformats.org/officeDocument/2006/math" xmlns:v="urn:schemas-microsoft-com:vml" xmlns:wp14="http://schemas.microsoft.com/office/word/2010/wordprocessingDrawing" xmlns:wp="http://schemas.openxmlformats.org/drawingml/2006/wordprocessingDrawing" xmlns:w10="urn:schemas-microsoft-com:office:word" xmlns:w="http://schemas.openxmlformats.org/wordprocessingml/2006/main" xmlns:w14="http://schemas.microsoft.com/office/word/2010/wordml" xmlns:w15="http://schemas.microsoft.com/office/word/2012/wordml" xmlns:w16cei="http://schemas.microsoft.com/office/word/2026/wordml/cei" xmlns:w16cex="http://schemas.microsoft.com/office/word/2018/wordml/cex" xmlns:w16cid="http://schemas.microsoft.com/office/word/2016/wordml/cid" xmlns:w16="http://schemas.microsoft.com/office/word/2018/wordml" xmlns:w16du="http://schemas.microsoft.com/office/word/2023/wordml/word16du" xmlns:w16sdtdh="http://schemas.microsoft.com/office/word/2020/wordml/sdtdatahash" xmlns:w16sdtfl="http://schemas.microsoft.com/office/word/2024/wordml/sdtformatlock" xmlns:w16se="http://schemas.microsoft.com/office/word/2015/wordml/symex" xmlns:wpg="http://schemas.microsoft.com/office/word/2010/wordprocessingGroup" xmlns:wpi="http://schemas.microsoft.com/office/word/2010/wordprocessingInk" xmlns:wne="http://schemas.microsoft.com/office/word/2006/wordml" xmlns:wps="http://schemas.microsoft.com/office/word/2010/wordprocessingShape" mc:Ignorable="w14 w15 w16se w16cid w16 w16cex w16sdtdh w16sdtfl w16du wp14">
   <w:footnote w:type="separator" w:id="-1">
     <w:p>
       <w:pPr>
@@ -8870,7 +10058,7 @@
 </file>
 
 <file path=word/header1.xml><?xml version="1.0" encoding="utf-8"?>
-<w:hdr xmlns:wpc="http://schemas.microsoft.com/office/word/2010/wordprocessingCanvas" xmlns:cx="http://schemas.microsoft.com/office/drawing/2014/chartex" xmlns:cx1="http://schemas.microsoft.com/office/drawing/2015/9/8/chartex" xmlns:cx2="http://schemas.microsoft.com/office/drawing/2015/10/21/chartex" xmlns:cx3="http://schemas.microsoft.com/office/drawing/2016/5/9/chartex" xmlns:cx4="http://schemas.microsoft.com/office/drawing/2016/5/10/chartex" xmlns:cx5="http://schemas.microsoft.com/office/drawing/2016/5/11/chartex" xmlns:cx6="http://schemas.microsoft.com/office/drawing/2016/5/12/chartex" xmlns:cx7="http://schemas.microsoft.com/office/drawing/2016/5/13/chartex" xmlns:cx8="http://schemas.microsoft.com/office/drawing/2016/5/14/chartex" xmlns:mc="http://schemas.openxmlformats.org/markup-compatibility/2006" xmlns:aink="http://schemas.microsoft.com/office/drawing/2016/ink" xmlns:am3d="http://schemas.microsoft.com/office/drawing/2017/model3d" xmlns:o="urn:schemas-microsoft-com:office:office" xmlns:oel="http://schemas.microsoft.com/office/2019/extlst" xmlns:r="http://schemas.openxmlformats.org/officeDocument/2006/relationships" xmlns:m="http://schemas.openxmlformats.org/officeDocument/2006/math" xmlns:v="urn:schemas-microsoft-com:vml" xmlns:wp14="http://schemas.microsoft.com/office/word/2010/wordprocessingDrawing" xmlns:wp="http://schemas.openxmlformats.org/drawingml/2006/wordprocessingDrawing" xmlns:w10="urn:schemas-microsoft-com:office:word" xmlns:w="http://schemas.openxmlformats.org/wordprocessingml/2006/main" xmlns:w14="http://schemas.microsoft.com/office/word/2010/wordml" xmlns:w15="http://schemas.microsoft.com/office/word/2012/wordml" xmlns:w16cex="http://schemas.microsoft.com/office/word/2018/wordml/cex" xmlns:w16cid="http://schemas.microsoft.com/office/word/2016/wordml/cid" xmlns:w16="http://schemas.microsoft.com/office/word/2018/wordml" xmlns:w16du="http://schemas.microsoft.com/office/word/2023/wordml/word16du" xmlns:w16sdtdh="http://schemas.microsoft.com/office/word/2020/wordml/sdtdatahash" xmlns:w16se="http://schemas.microsoft.com/office/word/2015/wordml/symex" xmlns:wpg="http://schemas.microsoft.com/office/word/2010/wordprocessingGroup" xmlns:wpi="http://schemas.microsoft.com/office/word/2010/wordprocessingInk" xmlns:wne="http://schemas.microsoft.com/office/word/2006/wordml" xmlns:wps="http://schemas.microsoft.com/office/word/2010/wordprocessingShape" mc:Ignorable="w14 w15 w16se w16cid w16 w16cex w16sdtdh w16du wp14">
+<w:hdr xmlns:wpc="http://schemas.microsoft.com/office/word/2010/wordprocessingCanvas" xmlns:cx="http://schemas.microsoft.com/office/drawing/2014/chartex" xmlns:cx1="http://schemas.microsoft.com/office/drawing/2015/9/8/chartex" xmlns:cx2="http://schemas.microsoft.com/office/drawing/2015/10/21/chartex" xmlns:cx3="http://schemas.microsoft.com/office/drawing/2016/5/9/chartex" xmlns:cx4="http://schemas.microsoft.com/office/drawing/2016/5/10/chartex" xmlns:cx5="http://schemas.microsoft.com/office/drawing/2016/5/11/chartex" xmlns:cx6="http://schemas.microsoft.com/office/drawing/2016/5/12/chartex" xmlns:cx7="http://schemas.microsoft.com/office/drawing/2016/5/13/chartex" xmlns:cx8="http://schemas.microsoft.com/office/drawing/2016/5/14/chartex" xmlns:mc="http://schemas.openxmlformats.org/markup-compatibility/2006" xmlns:aink="http://schemas.microsoft.com/office/drawing/2016/ink" xmlns:am3d="http://schemas.microsoft.com/office/drawing/2017/model3d" xmlns:o="urn:schemas-microsoft-com:office:office" xmlns:oel="http://schemas.microsoft.com/office/2019/extlst" xmlns:r="http://schemas.openxmlformats.org/officeDocument/2006/relationships" xmlns:m="http://schemas.openxmlformats.org/officeDocument/2006/math" xmlns:v="urn:schemas-microsoft-com:vml" xmlns:wp14="http://schemas.microsoft.com/office/word/2010/wordprocessingDrawing" xmlns:wp="http://schemas.openxmlformats.org/drawingml/2006/wordprocessingDrawing" xmlns:w10="urn:schemas-microsoft-com:office:word" xmlns:w="http://schemas.openxmlformats.org/wordprocessingml/2006/main" xmlns:w14="http://schemas.microsoft.com/office/word/2010/wordml" xmlns:w15="http://schemas.microsoft.com/office/word/2012/wordml" xmlns:w16cei="http://schemas.microsoft.com/office/word/2026/wordml/cei" xmlns:w16cex="http://schemas.microsoft.com/office/word/2018/wordml/cex" xmlns:w16cid="http://schemas.microsoft.com/office/word/2016/wordml/cid" xmlns:w16="http://schemas.microsoft.com/office/word/2018/wordml" xmlns:w16du="http://schemas.microsoft.com/office/word/2023/wordml/word16du" xmlns:w16sdtdh="http://schemas.microsoft.com/office/word/2020/wordml/sdtdatahash" xmlns:w16sdtfl="http://schemas.microsoft.com/office/word/2024/wordml/sdtformatlock" xmlns:w16se="http://schemas.microsoft.com/office/word/2015/wordml/symex" xmlns:wpg="http://schemas.microsoft.com/office/word/2010/wordprocessingGroup" xmlns:wpi="http://schemas.microsoft.com/office/word/2010/wordprocessingInk" xmlns:wne="http://schemas.microsoft.com/office/word/2006/wordml" xmlns:wps="http://schemas.microsoft.com/office/word/2010/wordprocessingShape" mc:Ignorable="w14 w15 w16se w16cid w16 w16cex w16sdtdh w16sdtfl w16du wp14">
   <w:p>
     <w:pPr>
       <w:pStyle w:val="Header"/>
@@ -8883,7 +10071,7 @@
 </file>
 
 <file path=word/header2.xml><?xml version="1.0" encoding="utf-8"?>
-<w:hdr xmlns:wpc="http://schemas.microsoft.com/office/word/2010/wordprocessingCanvas" xmlns:cx="http://schemas.microsoft.com/office/drawing/2014/chartex" xmlns:cx1="http://schemas.microsoft.com/office/drawing/2015/9/8/chartex" xmlns:cx2="http://schemas.microsoft.com/office/drawing/2015/10/21/chartex" xmlns:cx3="http://schemas.microsoft.com/office/drawing/2016/5/9/chartex" xmlns:cx4="http://schemas.microsoft.com/office/drawing/2016/5/10/chartex" xmlns:cx5="http://schemas.microsoft.com/office/drawing/2016/5/11/chartex" xmlns:cx6="http://schemas.microsoft.com/office/drawing/2016/5/12/chartex" xmlns:cx7="http://schemas.microsoft.com/office/drawing/2016/5/13/chartex" xmlns:cx8="http://schemas.microsoft.com/office/drawing/2016/5/14/chartex" xmlns:mc="http://schemas.openxmlformats.org/markup-compatibility/2006" xmlns:aink="http://schemas.microsoft.com/office/drawing/2016/ink" xmlns:am3d="http://schemas.microsoft.com/office/drawing/2017/model3d" xmlns:o="urn:schemas-microsoft-com:office:office" xmlns:oel="http://schemas.microsoft.com/office/2019/extlst" xmlns:r="http://schemas.openxmlformats.org/officeDocument/2006/relationships" xmlns:m="http://schemas.openxmlformats.org/officeDocument/2006/math" xmlns:v="urn:schemas-microsoft-com:vml" xmlns:wp14="http://schemas.microsoft.com/office/word/2010/wordprocessingDrawing" xmlns:wp="http://schemas.openxmlformats.org/drawingml/2006/wordprocessingDrawing" xmlns:w10="urn:schemas-microsoft-com:office:word" xmlns:w="http://schemas.openxmlformats.org/wordprocessingml/2006/main" xmlns:w14="http://schemas.microsoft.com/office/word/2010/wordml" xmlns:w15="http://schemas.microsoft.com/office/word/2012/wordml" xmlns:w16cex="http://schemas.microsoft.com/office/word/2018/wordml/cex" xmlns:w16cid="http://schemas.microsoft.com/office/word/2016/wordml/cid" xmlns:w16="http://schemas.microsoft.com/office/word/2018/wordml" xmlns:w16du="http://schemas.microsoft.com/office/word/2023/wordml/word16du" xmlns:w16sdtdh="http://schemas.microsoft.com/office/word/2020/wordml/sdtdatahash" xmlns:w16se="http://schemas.microsoft.com/office/word/2015/wordml/symex" xmlns:wpg="http://schemas.microsoft.com/office/word/2010/wordprocessingGroup" xmlns:wpi="http://schemas.microsoft.com/office/word/2010/wordprocessingInk" xmlns:wne="http://schemas.microsoft.com/office/word/2006/wordml" xmlns:wps="http://schemas.microsoft.com/office/word/2010/wordprocessingShape" mc:Ignorable="w14 w15 w16se w16cid w16 w16cex w16sdtdh w16du wp14">
+<w:hdr xmlns:wpc="http://schemas.microsoft.com/office/word/2010/wordprocessingCanvas" xmlns:cx="http://schemas.microsoft.com/office/drawing/2014/chartex" xmlns:cx1="http://schemas.microsoft.com/office/drawing/2015/9/8/chartex" xmlns:cx2="http://schemas.microsoft.com/office/drawing/2015/10/21/chartex" xmlns:cx3="http://schemas.microsoft.com/office/drawing/2016/5/9/chartex" xmlns:cx4="http://schemas.microsoft.com/office/drawing/2016/5/10/chartex" xmlns:cx5="http://schemas.microsoft.com/office/drawing/2016/5/11/chartex" xmlns:cx6="http://schemas.microsoft.com/office/drawing/2016/5/12/chartex" xmlns:cx7="http://schemas.microsoft.com/office/drawing/2016/5/13/chartex" xmlns:cx8="http://schemas.microsoft.com/office/drawing/2016/5/14/chartex" xmlns:mc="http://schemas.openxmlformats.org/markup-compatibility/2006" xmlns:aink="http://schemas.microsoft.com/office/drawing/2016/ink" xmlns:am3d="http://schemas.microsoft.com/office/drawing/2017/model3d" xmlns:o="urn:schemas-microsoft-com:office:office" xmlns:oel="http://schemas.microsoft.com/office/2019/extlst" xmlns:r="http://schemas.openxmlformats.org/officeDocument/2006/relationships" xmlns:m="http://schemas.openxmlformats.org/officeDocument/2006/math" xmlns:v="urn:schemas-microsoft-com:vml" xmlns:wp14="http://schemas.microsoft.com/office/word/2010/wordprocessingDrawing" xmlns:wp="http://schemas.openxmlformats.org/drawingml/2006/wordprocessingDrawing" xmlns:w10="urn:schemas-microsoft-com:office:word" xmlns:w="http://schemas.openxmlformats.org/wordprocessingml/2006/main" xmlns:w14="http://schemas.microsoft.com/office/word/2010/wordml" xmlns:w15="http://schemas.microsoft.com/office/word/2012/wordml" xmlns:w16cei="http://schemas.microsoft.com/office/word/2026/wordml/cei" xmlns:w16cex="http://schemas.microsoft.com/office/word/2018/wordml/cex" xmlns:w16cid="http://schemas.microsoft.com/office/word/2016/wordml/cid" xmlns:w16="http://schemas.microsoft.com/office/word/2018/wordml" xmlns:w16du="http://schemas.microsoft.com/office/word/2023/wordml/word16du" xmlns:w16sdtdh="http://schemas.microsoft.com/office/word/2020/wordml/sdtdatahash" xmlns:w16sdtfl="http://schemas.microsoft.com/office/word/2024/wordml/sdtformatlock" xmlns:w16se="http://schemas.microsoft.com/office/word/2015/wordml/symex" xmlns:wpg="http://schemas.microsoft.com/office/word/2010/wordprocessingGroup" xmlns:wpi="http://schemas.microsoft.com/office/word/2010/wordprocessingInk" xmlns:wne="http://schemas.microsoft.com/office/word/2006/wordml" xmlns:wps="http://schemas.microsoft.com/office/word/2010/wordprocessingShape" mc:Ignorable="w14 w15 w16se w16cid w16 w16cex w16sdtdh w16sdtfl w16du wp14">
   <w:p>
     <w:pPr>
       <w:pStyle w:val="Header"/>
@@ -8904,7 +10092,7 @@
 </file>
 
 <file path=word/styles.xml><?xml version="1.0" encoding="utf-8"?>
-<w:styles xmlns:mc="http://schemas.openxmlformats.org/markup-compatibility/2006" xmlns:r="http://schemas.openxmlformats.org/officeDocument/2006/relationships" xmlns:w="http://schemas.openxmlformats.org/wordprocessingml/2006/main" xmlns:w14="http://schemas.microsoft.com/office/word/2010/wordml" xmlns:w15="http://schemas.microsoft.com/office/word/2012/wordml" xmlns:w16cex="http://schemas.microsoft.com/office/word/2018/wordml/cex" xmlns:w16cid="http://schemas.microsoft.com/office/word/2016/wordml/cid" xmlns:w16="http://schemas.microsoft.com/office/word/2018/wordml" xmlns:w16du="http://schemas.microsoft.com/office/word/2023/wordml/word16du" xmlns:w16sdtdh="http://schemas.microsoft.com/office/word/2020/wordml/sdtdatahash" xmlns:w16se="http://schemas.microsoft.com/office/word/2015/wordml/symex" mc:Ignorable="w14 w15 w16se w16cid w16 w16cex w16sdtdh w16du">
+<w:styles xmlns:mc="http://schemas.openxmlformats.org/markup-compatibility/2006" xmlns:r="http://schemas.openxmlformats.org/officeDocument/2006/relationships" xmlns:w="http://schemas.openxmlformats.org/wordprocessingml/2006/main" xmlns:w14="http://schemas.microsoft.com/office/word/2010/wordml" xmlns:w15="http://schemas.microsoft.com/office/word/2012/wordml" xmlns:w16cex="http://schemas.microsoft.com/office/word/2018/wordml/cex" xmlns:w16cid="http://schemas.microsoft.com/office/word/2016/wordml/cid" xmlns:w16="http://schemas.microsoft.com/office/word/2018/wordml" xmlns:w16du="http://schemas.microsoft.com/office/word/2023/wordml/word16du" xmlns:w16sdtdh="http://schemas.microsoft.com/office/word/2020/wordml/sdtdatahash" xmlns:w16sdtfl="http://schemas.microsoft.com/office/word/2024/wordml/sdtformatlock" xmlns:w16se="http://schemas.microsoft.com/office/word/2015/wordml/symex" mc:Ignorable="w14 w15 w16se w16cid w16 w16cex w16sdtdh w16sdtfl w16du">
   <w:docDefaults>
     <w:rPrDefault>
       <w:rPr>

--- a/TS-Padam/TS-3.4/TS 3.4 Sanskrit Pada Paatam Corrections.docx
+++ b/TS-Padam/TS-3.4/TS 3.4 Sanskrit Pada Paatam Corrections.docx
@@ -1,6 +1,6 @@
 
 <file path=word/document.xml><?xml version="1.0" encoding="utf-8"?>
-<w:document xmlns:wpc="http://schemas.microsoft.com/office/word/2010/wordprocessingCanvas" xmlns:cx="http://schemas.microsoft.com/office/drawing/2014/chartex" xmlns:cx1="http://schemas.microsoft.com/office/drawing/2015/9/8/chartex" xmlns:cx2="http://schemas.microsoft.com/office/drawing/2015/10/21/chartex" xmlns:cx3="http://schemas.microsoft.com/office/drawing/2016/5/9/chartex" xmlns:cx4="http://schemas.microsoft.com/office/drawing/2016/5/10/chartex" xmlns:cx5="http://schemas.microsoft.com/office/drawing/2016/5/11/chartex" xmlns:cx6="http://schemas.microsoft.com/office/drawing/2016/5/12/chartex" xmlns:cx7="http://schemas.microsoft.com/office/drawing/2016/5/13/chartex" xmlns:cx8="http://schemas.microsoft.com/office/drawing/2016/5/14/chartex" xmlns:mc="http://schemas.openxmlformats.org/markup-compatibility/2006" xmlns:aink="http://schemas.microsoft.com/office/drawing/2016/ink" xmlns:am3d="http://schemas.microsoft.com/office/drawing/2017/model3d" xmlns:o="urn:schemas-microsoft-com:office:office" xmlns:oel="http://schemas.microsoft.com/office/2019/extlst" xmlns:r="http://schemas.openxmlformats.org/officeDocument/2006/relationships" xmlns:m="http://schemas.openxmlformats.org/officeDocument/2006/math" xmlns:v="urn:schemas-microsoft-com:vml" xmlns:wp14="http://schemas.microsoft.com/office/word/2010/wordprocessingDrawing" xmlns:wp="http://schemas.openxmlformats.org/drawingml/2006/wordprocessingDrawing" xmlns:w10="urn:schemas-microsoft-com:office:word" xmlns:w="http://schemas.openxmlformats.org/wordprocessingml/2006/main" xmlns:w14="http://schemas.microsoft.com/office/word/2010/wordml" xmlns:w15="http://schemas.microsoft.com/office/word/2012/wordml" xmlns:w16cei="http://schemas.microsoft.com/office/word/2026/wordml/cei" xmlns:w16cex="http://schemas.microsoft.com/office/word/2018/wordml/cex" xmlns:w16cid="http://schemas.microsoft.com/office/word/2016/wordml/cid" xmlns:w16="http://schemas.microsoft.com/office/word/2018/wordml" xmlns:w16du="http://schemas.microsoft.com/office/word/2023/wordml/word16du" xmlns:w16sdtdh="http://schemas.microsoft.com/office/word/2020/wordml/sdtdatahash" xmlns:w16sdtfl="http://schemas.microsoft.com/office/word/2024/wordml/sdtformatlock" xmlns:w16se="http://schemas.microsoft.com/office/word/2015/wordml/symex" xmlns:wpg="http://schemas.microsoft.com/office/word/2010/wordprocessingGroup" xmlns:wpi="http://schemas.microsoft.com/office/word/2010/wordprocessingInk" xmlns:wne="http://schemas.microsoft.com/office/word/2006/wordml" xmlns:wps="http://schemas.microsoft.com/office/word/2010/wordprocessingShape" mc:Ignorable="w14 w15 w16se w16cid w16 w16cex w16sdtdh w16sdtfl w16du wp14">
+<w:document xmlns:wpc="http://schemas.microsoft.com/office/word/2010/wordprocessingCanvas" xmlns:cx="http://schemas.microsoft.com/office/drawing/2014/chartex" xmlns:cx1="http://schemas.microsoft.com/office/drawing/2015/9/8/chartex" xmlns:cx2="http://schemas.microsoft.com/office/drawing/2015/10/21/chartex" xmlns:cx3="http://schemas.microsoft.com/office/drawing/2016/5/9/chartex" xmlns:cx4="http://schemas.microsoft.com/office/drawing/2016/5/10/chartex" xmlns:cx5="http://schemas.microsoft.com/office/drawing/2016/5/11/chartex" xmlns:cx6="http://schemas.microsoft.com/office/drawing/2016/5/12/chartex" xmlns:cx7="http://schemas.microsoft.com/office/drawing/2016/5/13/chartex" xmlns:cx8="http://schemas.microsoft.com/office/drawing/2016/5/14/chartex" xmlns:mc="http://schemas.openxmlformats.org/markup-compatibility/2006" xmlns:aink="http://schemas.microsoft.com/office/drawing/2016/ink" xmlns:am3d="http://schemas.microsoft.com/office/drawing/2017/model3d" xmlns:o="urn:schemas-microsoft-com:office:office" xmlns:oel="http://schemas.microsoft.com/office/2019/extlst" xmlns:r="http://schemas.openxmlformats.org/officeDocument/2006/relationships" xmlns:m="http://schemas.openxmlformats.org/officeDocument/2006/math" xmlns:v="urn:schemas-microsoft-com:vml" xmlns:wp14="http://schemas.microsoft.com/office/word/2010/wordprocessingDrawing" xmlns:wp="http://schemas.openxmlformats.org/drawingml/2006/wordprocessingDrawing" xmlns:w10="urn:schemas-microsoft-com:office:word" xmlns:w="http://schemas.openxmlformats.org/wordprocessingml/2006/main" xmlns:w14="http://schemas.microsoft.com/office/word/2010/wordml" xmlns:w15="http://schemas.microsoft.com/office/word/2012/wordml" xmlns:w16cex="http://schemas.microsoft.com/office/word/2018/wordml/cex" xmlns:w16cid="http://schemas.microsoft.com/office/word/2016/wordml/cid" xmlns:w16="http://schemas.microsoft.com/office/word/2018/wordml" xmlns:w16du="http://schemas.microsoft.com/office/word/2023/wordml/word16du" xmlns:w16sdtdh="http://schemas.microsoft.com/office/word/2020/wordml/sdtdatahash" xmlns:w16sdtfl="http://schemas.microsoft.com/office/word/2024/wordml/sdtformatlock" xmlns:w16se="http://schemas.microsoft.com/office/word/2015/wordml/symex" xmlns:wpg="http://schemas.microsoft.com/office/word/2010/wordprocessingGroup" xmlns:wpi="http://schemas.microsoft.com/office/word/2010/wordprocessingInk" xmlns:wne="http://schemas.microsoft.com/office/word/2006/wordml" xmlns:wps="http://schemas.microsoft.com/office/word/2010/wordprocessingShape" mc:Ignorable="w14 w15 w16se w16cid w16 w16cex w16sdtdh w16sdtfl w16du wp14">
   <w:body>
     <w:p>
       <w:pPr>
@@ -2011,16 +2011,7 @@
                 <w:sz w:val="28"/>
                 <w:szCs w:val="28"/>
               </w:rPr>
-              <w:t>9.</w:t>
-            </w:r>
-            <w:r>
-              <w:rPr>
-                <w:b/>
-                <w:bCs/>
-                <w:sz w:val="28"/>
-                <w:szCs w:val="28"/>
-              </w:rPr>
-              <w:t>2</w:t>
+              <w:t>9.2</w:t>
             </w:r>
             <w:r>
               <w:rPr>
@@ -2058,16 +2049,7 @@
                 <w:sz w:val="28"/>
                 <w:szCs w:val="28"/>
               </w:rPr>
-              <w:t>2</w:t>
-            </w:r>
-            <w:r>
-              <w:rPr>
-                <w:b/>
-                <w:bCs/>
-                <w:sz w:val="28"/>
-                <w:szCs w:val="28"/>
-              </w:rPr>
-              <w:t>1</w:t>
+              <w:t>21</w:t>
             </w:r>
           </w:p>
           <w:p>
@@ -2431,16 +2413,7 @@
                 <w:sz w:val="28"/>
                 <w:szCs w:val="28"/>
               </w:rPr>
-              <w:t>9.</w:t>
-            </w:r>
-            <w:r>
-              <w:rPr>
-                <w:b/>
-                <w:bCs/>
-                <w:sz w:val="28"/>
-                <w:szCs w:val="28"/>
-              </w:rPr>
-              <w:t>6</w:t>
+              <w:t>9.6</w:t>
             </w:r>
             <w:r>
               <w:rPr>
@@ -2805,67 +2778,6 @@
               </w:rPr>
               <w:t>È |</w:t>
             </w:r>
-          </w:p>
-        </w:tc>
-      </w:tr>
-      <w:tr>
-        <w:trPr>
-          <w:trHeight w:val="1620"/>
-        </w:trPr>
-        <w:tc>
-          <w:tcPr>
-            <w:tcW w:w="3256" w:type="dxa"/>
-          </w:tcPr>
-          <w:p>
-            <w:pPr>
-              <w:spacing w:before="0" w:line="240" w:lineRule="auto"/>
-              <w:rPr>
-                <w:b/>
-                <w:bCs/>
-                <w:sz w:val="28"/>
-                <w:szCs w:val="28"/>
-              </w:rPr>
-            </w:pPr>
-          </w:p>
-        </w:tc>
-        <w:tc>
-          <w:tcPr>
-            <w:tcW w:w="4848" w:type="dxa"/>
-          </w:tcPr>
-          <w:p>
-            <w:pPr>
-              <w:widowControl w:val="0"/>
-              <w:autoSpaceDE w:val="0"/>
-              <w:autoSpaceDN w:val="0"/>
-              <w:adjustRightInd w:val="0"/>
-              <w:spacing w:before="0" w:line="240" w:lineRule="auto"/>
-              <w:jc w:val="both"/>
-              <w:rPr>
-                <w:rFonts w:ascii="BRH Devanagari Extra" w:hAnsi="BRH Devanagari Extra" w:cs="BRH Devanagari Extra"/>
-                <w:sz w:val="40"/>
-                <w:szCs w:val="40"/>
-              </w:rPr>
-            </w:pPr>
-          </w:p>
-        </w:tc>
-        <w:tc>
-          <w:tcPr>
-            <w:tcW w:w="5528" w:type="dxa"/>
-          </w:tcPr>
-          <w:p>
-            <w:pPr>
-              <w:widowControl w:val="0"/>
-              <w:autoSpaceDE w:val="0"/>
-              <w:autoSpaceDN w:val="0"/>
-              <w:adjustRightInd w:val="0"/>
-              <w:spacing w:before="0" w:line="240" w:lineRule="auto"/>
-              <w:jc w:val="both"/>
-              <w:rPr>
-                <w:rFonts w:ascii="BRH Devanagari Extra" w:hAnsi="BRH Devanagari Extra" w:cs="BRH Devanagari Extra"/>
-                <w:sz w:val="40"/>
-                <w:szCs w:val="40"/>
-              </w:rPr>
-            </w:pPr>
           </w:p>
         </w:tc>
       </w:tr>
@@ -3460,7 +3372,6 @@
                 <w:sz w:val="28"/>
                 <w:szCs w:val="28"/>
               </w:rPr>
-              <w:lastRenderedPageBreak/>
               <w:t>TS 3.4.</w:t>
             </w:r>
             <w:r>
@@ -3890,6 +3801,7 @@
                 <w:sz w:val="28"/>
                 <w:szCs w:val="28"/>
               </w:rPr>
+              <w:lastRenderedPageBreak/>
               <w:t>TS 3.4.</w:t>
             </w:r>
             <w:r>
@@ -4301,54 +4213,6 @@
         </w:rPr>
         <w:t>==========</w:t>
       </w:r>
-    </w:p>
-    <w:p>
-      <w:pPr>
-        <w:jc w:val="center"/>
-        <w:rPr>
-          <w:b/>
-          <w:bCs/>
-          <w:sz w:val="32"/>
-          <w:szCs w:val="32"/>
-          <w:u w:val="single"/>
-        </w:rPr>
-      </w:pPr>
-    </w:p>
-    <w:p>
-      <w:pPr>
-        <w:jc w:val="center"/>
-        <w:rPr>
-          <w:b/>
-          <w:bCs/>
-          <w:sz w:val="32"/>
-          <w:szCs w:val="32"/>
-          <w:u w:val="single"/>
-        </w:rPr>
-      </w:pPr>
-    </w:p>
-    <w:p>
-      <w:pPr>
-        <w:jc w:val="center"/>
-        <w:rPr>
-          <w:b/>
-          <w:bCs/>
-          <w:sz w:val="32"/>
-          <w:szCs w:val="32"/>
-          <w:u w:val="single"/>
-        </w:rPr>
-      </w:pPr>
-    </w:p>
-    <w:p>
-      <w:pPr>
-        <w:jc w:val="center"/>
-        <w:rPr>
-          <w:b/>
-          <w:bCs/>
-          <w:sz w:val="32"/>
-          <w:szCs w:val="32"/>
-          <w:u w:val="single"/>
-        </w:rPr>
-      </w:pPr>
     </w:p>
     <w:p>
       <w:pPr>
@@ -4613,7 +4477,6 @@
                 <w:sz w:val="28"/>
                 <w:szCs w:val="28"/>
               </w:rPr>
-              <w:lastRenderedPageBreak/>
               <w:t>TS 3.4.3.6 - Vaakyam</w:t>
             </w:r>
           </w:p>
@@ -5551,7 +5414,7 @@
       </w:tr>
       <w:tr>
         <w:trPr>
-          <w:trHeight w:val="1479"/>
+          <w:trHeight w:val="1125"/>
         </w:trPr>
         <w:tc>
           <w:tcPr>
@@ -5572,6 +5435,7 @@
                 <w:sz w:val="28"/>
                 <w:szCs w:val="28"/>
               </w:rPr>
+              <w:lastRenderedPageBreak/>
               <w:t>TS 3.4.</w:t>
             </w:r>
             <w:r>
@@ -6473,7 +6337,6 @@
                 <w:sz w:val="28"/>
                 <w:szCs w:val="28"/>
               </w:rPr>
-              <w:lastRenderedPageBreak/>
               <w:t>TS 3.4.10.1 - Vaakyam</w:t>
             </w:r>
             <w:r>
@@ -7319,30 +7182,6 @@
           <w:u w:val="single"/>
         </w:rPr>
       </w:pPr>
-    </w:p>
-    <w:p>
-      <w:pPr>
-        <w:jc w:val="center"/>
-        <w:rPr>
-          <w:b/>
-          <w:bCs/>
-          <w:sz w:val="32"/>
-          <w:szCs w:val="32"/>
-          <w:u w:val="single"/>
-        </w:rPr>
-      </w:pPr>
-    </w:p>
-    <w:p>
-      <w:pPr>
-        <w:jc w:val="center"/>
-        <w:rPr>
-          <w:b/>
-          <w:bCs/>
-          <w:sz w:val="32"/>
-          <w:szCs w:val="32"/>
-          <w:u w:val="single"/>
-        </w:rPr>
-      </w:pPr>
       <w:r>
         <w:rPr>
           <w:b/>
@@ -7351,6 +7190,7 @@
           <w:szCs w:val="32"/>
           <w:u w:val="single"/>
         </w:rPr>
+        <w:lastRenderedPageBreak/>
         <w:t>TS</w:t>
       </w:r>
       <w:r>
@@ -7981,7 +7821,6 @@
                 <w:szCs w:val="28"/>
                 <w:lang w:eastAsia="en-IN" w:bidi="ml-IN"/>
               </w:rPr>
-              <w:lastRenderedPageBreak/>
               <w:t>TS 3.4.3.6-Padam</w:t>
             </w:r>
           </w:p>
@@ -9203,6 +9042,7 @@
                 <w:szCs w:val="28"/>
                 <w:lang w:eastAsia="en-IN" w:bidi="ml-IN"/>
               </w:rPr>
+              <w:lastRenderedPageBreak/>
               <w:t>TS 3.4.10.1-Vaakyam</w:t>
             </w:r>
           </w:p>
@@ -9658,7 +9498,7 @@
 </file>
 
 <file path=word/endnotes.xml><?xml version="1.0" encoding="utf-8"?>
-<w:endnotes xmlns:wpc="http://schemas.microsoft.com/office/word/2010/wordprocessingCanvas" xmlns:cx="http://schemas.microsoft.com/office/drawing/2014/chartex" xmlns:cx1="http://schemas.microsoft.com/office/drawing/2015/9/8/chartex" xmlns:cx2="http://schemas.microsoft.com/office/drawing/2015/10/21/chartex" xmlns:cx3="http://schemas.microsoft.com/office/drawing/2016/5/9/chartex" xmlns:cx4="http://schemas.microsoft.com/office/drawing/2016/5/10/chartex" xmlns:cx5="http://schemas.microsoft.com/office/drawing/2016/5/11/chartex" xmlns:cx6="http://schemas.microsoft.com/office/drawing/2016/5/12/chartex" xmlns:cx7="http://schemas.microsoft.com/office/drawing/2016/5/13/chartex" xmlns:cx8="http://schemas.microsoft.com/office/drawing/2016/5/14/chartex" xmlns:mc="http://schemas.openxmlformats.org/markup-compatibility/2006" xmlns:aink="http://schemas.microsoft.com/office/drawing/2016/ink" xmlns:am3d="http://schemas.microsoft.com/office/drawing/2017/model3d" xmlns:o="urn:schemas-microsoft-com:office:office" xmlns:oel="http://schemas.microsoft.com/office/2019/extlst" xmlns:r="http://schemas.openxmlformats.org/officeDocument/2006/relationships" xmlns:m="http://schemas.openxmlformats.org/officeDocument/2006/math" xmlns:v="urn:schemas-microsoft-com:vml" xmlns:wp14="http://schemas.microsoft.com/office/word/2010/wordprocessingDrawing" xmlns:wp="http://schemas.openxmlformats.org/drawingml/2006/wordprocessingDrawing" xmlns:w10="urn:schemas-microsoft-com:office:word" xmlns:w="http://schemas.openxmlformats.org/wordprocessingml/2006/main" xmlns:w14="http://schemas.microsoft.com/office/word/2010/wordml" xmlns:w15="http://schemas.microsoft.com/office/word/2012/wordml" xmlns:w16cei="http://schemas.microsoft.com/office/word/2026/wordml/cei" xmlns:w16cex="http://schemas.microsoft.com/office/word/2018/wordml/cex" xmlns:w16cid="http://schemas.microsoft.com/office/word/2016/wordml/cid" xmlns:w16="http://schemas.microsoft.com/office/word/2018/wordml" xmlns:w16du="http://schemas.microsoft.com/office/word/2023/wordml/word16du" xmlns:w16sdtdh="http://schemas.microsoft.com/office/word/2020/wordml/sdtdatahash" xmlns:w16sdtfl="http://schemas.microsoft.com/office/word/2024/wordml/sdtformatlock" xmlns:w16se="http://schemas.microsoft.com/office/word/2015/wordml/symex" xmlns:wpg="http://schemas.microsoft.com/office/word/2010/wordprocessingGroup" xmlns:wpi="http://schemas.microsoft.com/office/word/2010/wordprocessingInk" xmlns:wne="http://schemas.microsoft.com/office/word/2006/wordml" xmlns:wps="http://schemas.microsoft.com/office/word/2010/wordprocessingShape" mc:Ignorable="w14 w15 w16se w16cid w16 w16cex w16sdtdh w16sdtfl w16du wp14">
+<w:endnotes xmlns:wpc="http://schemas.microsoft.com/office/word/2010/wordprocessingCanvas" xmlns:cx="http://schemas.microsoft.com/office/drawing/2014/chartex" xmlns:cx1="http://schemas.microsoft.com/office/drawing/2015/9/8/chartex" xmlns:cx2="http://schemas.microsoft.com/office/drawing/2015/10/21/chartex" xmlns:cx3="http://schemas.microsoft.com/office/drawing/2016/5/9/chartex" xmlns:cx4="http://schemas.microsoft.com/office/drawing/2016/5/10/chartex" xmlns:cx5="http://schemas.microsoft.com/office/drawing/2016/5/11/chartex" xmlns:cx6="http://schemas.microsoft.com/office/drawing/2016/5/12/chartex" xmlns:cx7="http://schemas.microsoft.com/office/drawing/2016/5/13/chartex" xmlns:cx8="http://schemas.microsoft.com/office/drawing/2016/5/14/chartex" xmlns:mc="http://schemas.openxmlformats.org/markup-compatibility/2006" xmlns:aink="http://schemas.microsoft.com/office/drawing/2016/ink" xmlns:am3d="http://schemas.microsoft.com/office/drawing/2017/model3d" xmlns:o="urn:schemas-microsoft-com:office:office" xmlns:oel="http://schemas.microsoft.com/office/2019/extlst" xmlns:r="http://schemas.openxmlformats.org/officeDocument/2006/relationships" xmlns:m="http://schemas.openxmlformats.org/officeDocument/2006/math" xmlns:v="urn:schemas-microsoft-com:vml" xmlns:wp14="http://schemas.microsoft.com/office/word/2010/wordprocessingDrawing" xmlns:wp="http://schemas.openxmlformats.org/drawingml/2006/wordprocessingDrawing" xmlns:w10="urn:schemas-microsoft-com:office:word" xmlns:w="http://schemas.openxmlformats.org/wordprocessingml/2006/main" xmlns:w14="http://schemas.microsoft.com/office/word/2010/wordml" xmlns:w15="http://schemas.microsoft.com/office/word/2012/wordml" xmlns:w16cex="http://schemas.microsoft.com/office/word/2018/wordml/cex" xmlns:w16cid="http://schemas.microsoft.com/office/word/2016/wordml/cid" xmlns:w16="http://schemas.microsoft.com/office/word/2018/wordml" xmlns:w16du="http://schemas.microsoft.com/office/word/2023/wordml/word16du" xmlns:w16sdtdh="http://schemas.microsoft.com/office/word/2020/wordml/sdtdatahash" xmlns:w16sdtfl="http://schemas.microsoft.com/office/word/2024/wordml/sdtformatlock" xmlns:w16se="http://schemas.microsoft.com/office/word/2015/wordml/symex" xmlns:wpg="http://schemas.microsoft.com/office/word/2010/wordprocessingGroup" xmlns:wpi="http://schemas.microsoft.com/office/word/2010/wordprocessingInk" xmlns:wne="http://schemas.microsoft.com/office/word/2006/wordml" xmlns:wps="http://schemas.microsoft.com/office/word/2010/wordprocessingShape" mc:Ignorable="w14 w15 w16se w16cid w16 w16cex w16sdtdh w16sdtfl w16du wp14">
   <w:endnote w:type="separator" w:id="-1">
     <w:p>
       <w:pPr>
@@ -9683,7 +9523,7 @@
 </file>
 
 <file path=word/footer1.xml><?xml version="1.0" encoding="utf-8"?>
-<w:ftr xmlns:wpc="http://schemas.microsoft.com/office/word/2010/wordprocessingCanvas" xmlns:cx="http://schemas.microsoft.com/office/drawing/2014/chartex" xmlns:cx1="http://schemas.microsoft.com/office/drawing/2015/9/8/chartex" xmlns:cx2="http://schemas.microsoft.com/office/drawing/2015/10/21/chartex" xmlns:cx3="http://schemas.microsoft.com/office/drawing/2016/5/9/chartex" xmlns:cx4="http://schemas.microsoft.com/office/drawing/2016/5/10/chartex" xmlns:cx5="http://schemas.microsoft.com/office/drawing/2016/5/11/chartex" xmlns:cx6="http://schemas.microsoft.com/office/drawing/2016/5/12/chartex" xmlns:cx7="http://schemas.microsoft.com/office/drawing/2016/5/13/chartex" xmlns:cx8="http://schemas.microsoft.com/office/drawing/2016/5/14/chartex" xmlns:mc="http://schemas.openxmlformats.org/markup-compatibility/2006" xmlns:aink="http://schemas.microsoft.com/office/drawing/2016/ink" xmlns:am3d="http://schemas.microsoft.com/office/drawing/2017/model3d" xmlns:o="urn:schemas-microsoft-com:office:office" xmlns:oel="http://schemas.microsoft.com/office/2019/extlst" xmlns:r="http://schemas.openxmlformats.org/officeDocument/2006/relationships" xmlns:m="http://schemas.openxmlformats.org/officeDocument/2006/math" xmlns:v="urn:schemas-microsoft-com:vml" xmlns:wp14="http://schemas.microsoft.com/office/word/2010/wordprocessingDrawing" xmlns:wp="http://schemas.openxmlformats.org/drawingml/2006/wordprocessingDrawing" xmlns:w10="urn:schemas-microsoft-com:office:word" xmlns:w="http://schemas.openxmlformats.org/wordprocessingml/2006/main" xmlns:w14="http://schemas.microsoft.com/office/word/2010/wordml" xmlns:w15="http://schemas.microsoft.com/office/word/2012/wordml" xmlns:w16cei="http://schemas.microsoft.com/office/word/2026/wordml/cei" xmlns:w16cex="http://schemas.microsoft.com/office/word/2018/wordml/cex" xmlns:w16cid="http://schemas.microsoft.com/office/word/2016/wordml/cid" xmlns:w16="http://schemas.microsoft.com/office/word/2018/wordml" xmlns:w16du="http://schemas.microsoft.com/office/word/2023/wordml/word16du" xmlns:w16sdtdh="http://schemas.microsoft.com/office/word/2020/wordml/sdtdatahash" xmlns:w16sdtfl="http://schemas.microsoft.com/office/word/2024/wordml/sdtformatlock" xmlns:w16se="http://schemas.microsoft.com/office/word/2015/wordml/symex" xmlns:wpg="http://schemas.microsoft.com/office/word/2010/wordprocessingGroup" xmlns:wpi="http://schemas.microsoft.com/office/word/2010/wordprocessingInk" xmlns:wne="http://schemas.microsoft.com/office/word/2006/wordml" xmlns:wps="http://schemas.microsoft.com/office/word/2010/wordprocessingShape" mc:Ignorable="w14 w15 w16se w16cid w16 w16cex w16sdtdh w16sdtfl w16du wp14">
+<w:ftr xmlns:wpc="http://schemas.microsoft.com/office/word/2010/wordprocessingCanvas" xmlns:cx="http://schemas.microsoft.com/office/drawing/2014/chartex" xmlns:cx1="http://schemas.microsoft.com/office/drawing/2015/9/8/chartex" xmlns:cx2="http://schemas.microsoft.com/office/drawing/2015/10/21/chartex" xmlns:cx3="http://schemas.microsoft.com/office/drawing/2016/5/9/chartex" xmlns:cx4="http://schemas.microsoft.com/office/drawing/2016/5/10/chartex" xmlns:cx5="http://schemas.microsoft.com/office/drawing/2016/5/11/chartex" xmlns:cx6="http://schemas.microsoft.com/office/drawing/2016/5/12/chartex" xmlns:cx7="http://schemas.microsoft.com/office/drawing/2016/5/13/chartex" xmlns:cx8="http://schemas.microsoft.com/office/drawing/2016/5/14/chartex" xmlns:mc="http://schemas.openxmlformats.org/markup-compatibility/2006" xmlns:aink="http://schemas.microsoft.com/office/drawing/2016/ink" xmlns:am3d="http://schemas.microsoft.com/office/drawing/2017/model3d" xmlns:o="urn:schemas-microsoft-com:office:office" xmlns:oel="http://schemas.microsoft.com/office/2019/extlst" xmlns:r="http://schemas.openxmlformats.org/officeDocument/2006/relationships" xmlns:m="http://schemas.openxmlformats.org/officeDocument/2006/math" xmlns:v="urn:schemas-microsoft-com:vml" xmlns:wp14="http://schemas.microsoft.com/office/word/2010/wordprocessingDrawing" xmlns:wp="http://schemas.openxmlformats.org/drawingml/2006/wordprocessingDrawing" xmlns:w10="urn:schemas-microsoft-com:office:word" xmlns:w="http://schemas.openxmlformats.org/wordprocessingml/2006/main" xmlns:w14="http://schemas.microsoft.com/office/word/2010/wordml" xmlns:w15="http://schemas.microsoft.com/office/word/2012/wordml" xmlns:w16cex="http://schemas.microsoft.com/office/word/2018/wordml/cex" xmlns:w16cid="http://schemas.microsoft.com/office/word/2016/wordml/cid" xmlns:w16="http://schemas.microsoft.com/office/word/2018/wordml" xmlns:w16du="http://schemas.microsoft.com/office/word/2023/wordml/word16du" xmlns:w16sdtdh="http://schemas.microsoft.com/office/word/2020/wordml/sdtdatahash" xmlns:w16sdtfl="http://schemas.microsoft.com/office/word/2024/wordml/sdtformatlock" xmlns:w16se="http://schemas.microsoft.com/office/word/2015/wordml/symex" xmlns:wpg="http://schemas.microsoft.com/office/word/2010/wordprocessingGroup" xmlns:wpi="http://schemas.microsoft.com/office/word/2010/wordprocessingInk" xmlns:wne="http://schemas.microsoft.com/office/word/2006/wordml" xmlns:wps="http://schemas.microsoft.com/office/word/2010/wordprocessingShape" mc:Ignorable="w14 w15 w16se w16cid w16 w16cex w16sdtdh w16sdtfl w16du wp14">
   <w:p>
     <w:pPr>
       <w:pBdr>
@@ -9837,7 +9677,7 @@
 </file>
 
 <file path=word/footer2.xml><?xml version="1.0" encoding="utf-8"?>
-<w:ftr xmlns:wpc="http://schemas.microsoft.com/office/word/2010/wordprocessingCanvas" xmlns:cx="http://schemas.microsoft.com/office/drawing/2014/chartex" xmlns:cx1="http://schemas.microsoft.com/office/drawing/2015/9/8/chartex" xmlns:cx2="http://schemas.microsoft.com/office/drawing/2015/10/21/chartex" xmlns:cx3="http://schemas.microsoft.com/office/drawing/2016/5/9/chartex" xmlns:cx4="http://schemas.microsoft.com/office/drawing/2016/5/10/chartex" xmlns:cx5="http://schemas.microsoft.com/office/drawing/2016/5/11/chartex" xmlns:cx6="http://schemas.microsoft.com/office/drawing/2016/5/12/chartex" xmlns:cx7="http://schemas.microsoft.com/office/drawing/2016/5/13/chartex" xmlns:cx8="http://schemas.microsoft.com/office/drawing/2016/5/14/chartex" xmlns:mc="http://schemas.openxmlformats.org/markup-compatibility/2006" xmlns:aink="http://schemas.microsoft.com/office/drawing/2016/ink" xmlns:am3d="http://schemas.microsoft.com/office/drawing/2017/model3d" xmlns:o="urn:schemas-microsoft-com:office:office" xmlns:oel="http://schemas.microsoft.com/office/2019/extlst" xmlns:r="http://schemas.openxmlformats.org/officeDocument/2006/relationships" xmlns:m="http://schemas.openxmlformats.org/officeDocument/2006/math" xmlns:v="urn:schemas-microsoft-com:vml" xmlns:wp14="http://schemas.microsoft.com/office/word/2010/wordprocessingDrawing" xmlns:wp="http://schemas.openxmlformats.org/drawingml/2006/wordprocessingDrawing" xmlns:w10="urn:schemas-microsoft-com:office:word" xmlns:w="http://schemas.openxmlformats.org/wordprocessingml/2006/main" xmlns:w14="http://schemas.microsoft.com/office/word/2010/wordml" xmlns:w15="http://schemas.microsoft.com/office/word/2012/wordml" xmlns:w16cei="http://schemas.microsoft.com/office/word/2026/wordml/cei" xmlns:w16cex="http://schemas.microsoft.com/office/word/2018/wordml/cex" xmlns:w16cid="http://schemas.microsoft.com/office/word/2016/wordml/cid" xmlns:w16="http://schemas.microsoft.com/office/word/2018/wordml" xmlns:w16du="http://schemas.microsoft.com/office/word/2023/wordml/word16du" xmlns:w16sdtdh="http://schemas.microsoft.com/office/word/2020/wordml/sdtdatahash" xmlns:w16sdtfl="http://schemas.microsoft.com/office/word/2024/wordml/sdtformatlock" xmlns:w16se="http://schemas.microsoft.com/office/word/2015/wordml/symex" xmlns:wpg="http://schemas.microsoft.com/office/word/2010/wordprocessingGroup" xmlns:wpi="http://schemas.microsoft.com/office/word/2010/wordprocessingInk" xmlns:wne="http://schemas.microsoft.com/office/word/2006/wordml" xmlns:wps="http://schemas.microsoft.com/office/word/2010/wordprocessingShape" mc:Ignorable="w14 w15 w16se w16cid w16 w16cex w16sdtdh w16sdtfl w16du wp14">
+<w:ftr xmlns:wpc="http://schemas.microsoft.com/office/word/2010/wordprocessingCanvas" xmlns:cx="http://schemas.microsoft.com/office/drawing/2014/chartex" xmlns:cx1="http://schemas.microsoft.com/office/drawing/2015/9/8/chartex" xmlns:cx2="http://schemas.microsoft.com/office/drawing/2015/10/21/chartex" xmlns:cx3="http://schemas.microsoft.com/office/drawing/2016/5/9/chartex" xmlns:cx4="http://schemas.microsoft.com/office/drawing/2016/5/10/chartex" xmlns:cx5="http://schemas.microsoft.com/office/drawing/2016/5/11/chartex" xmlns:cx6="http://schemas.microsoft.com/office/drawing/2016/5/12/chartex" xmlns:cx7="http://schemas.microsoft.com/office/drawing/2016/5/13/chartex" xmlns:cx8="http://schemas.microsoft.com/office/drawing/2016/5/14/chartex" xmlns:mc="http://schemas.openxmlformats.org/markup-compatibility/2006" xmlns:aink="http://schemas.microsoft.com/office/drawing/2016/ink" xmlns:am3d="http://schemas.microsoft.com/office/drawing/2017/model3d" xmlns:o="urn:schemas-microsoft-com:office:office" xmlns:oel="http://schemas.microsoft.com/office/2019/extlst" xmlns:r="http://schemas.openxmlformats.org/officeDocument/2006/relationships" xmlns:m="http://schemas.openxmlformats.org/officeDocument/2006/math" xmlns:v="urn:schemas-microsoft-com:vml" xmlns:wp14="http://schemas.microsoft.com/office/word/2010/wordprocessingDrawing" xmlns:wp="http://schemas.openxmlformats.org/drawingml/2006/wordprocessingDrawing" xmlns:w10="urn:schemas-microsoft-com:office:word" xmlns:w="http://schemas.openxmlformats.org/wordprocessingml/2006/main" xmlns:w14="http://schemas.microsoft.com/office/word/2010/wordml" xmlns:w15="http://schemas.microsoft.com/office/word/2012/wordml" xmlns:w16cex="http://schemas.microsoft.com/office/word/2018/wordml/cex" xmlns:w16cid="http://schemas.microsoft.com/office/word/2016/wordml/cid" xmlns:w16="http://schemas.microsoft.com/office/word/2018/wordml" xmlns:w16du="http://schemas.microsoft.com/office/word/2023/wordml/word16du" xmlns:w16sdtdh="http://schemas.microsoft.com/office/word/2020/wordml/sdtdatahash" xmlns:w16sdtfl="http://schemas.microsoft.com/office/word/2024/wordml/sdtformatlock" xmlns:w16se="http://schemas.microsoft.com/office/word/2015/wordml/symex" xmlns:wpg="http://schemas.microsoft.com/office/word/2010/wordprocessingGroup" xmlns:wpi="http://schemas.microsoft.com/office/word/2010/wordprocessingInk" xmlns:wne="http://schemas.microsoft.com/office/word/2006/wordml" xmlns:wps="http://schemas.microsoft.com/office/word/2010/wordprocessingShape" mc:Ignorable="w14 w15 w16se w16cid w16 w16cex w16sdtdh w16sdtfl w16du wp14">
   <w:p>
     <w:pPr>
       <w:pBdr>
@@ -10033,7 +9873,7 @@
 </file>
 
 <file path=word/footnotes.xml><?xml version="1.0" encoding="utf-8"?>
-<w:footnotes xmlns:wpc="http://schemas.microsoft.com/office/word/2010/wordprocessingCanvas" xmlns:cx="http://schemas.microsoft.com/office/drawing/2014/chartex" xmlns:cx1="http://schemas.microsoft.com/office/drawing/2015/9/8/chartex" xmlns:cx2="http://schemas.microsoft.com/office/drawing/2015/10/21/chartex" xmlns:cx3="http://schemas.microsoft.com/office/drawing/2016/5/9/chartex" xmlns:cx4="http://schemas.microsoft.com/office/drawing/2016/5/10/chartex" xmlns:cx5="http://schemas.microsoft.com/office/drawing/2016/5/11/chartex" xmlns:cx6="http://schemas.microsoft.com/office/drawing/2016/5/12/chartex" xmlns:cx7="http://schemas.microsoft.com/office/drawing/2016/5/13/chartex" xmlns:cx8="http://schemas.microsoft.com/office/drawing/2016/5/14/chartex" xmlns:mc="http://schemas.openxmlformats.org/markup-compatibility/2006" xmlns:aink="http://schemas.microsoft.com/office/drawing/2016/ink" xmlns:am3d="http://schemas.microsoft.com/office/drawing/2017/model3d" xmlns:o="urn:schemas-microsoft-com:office:office" xmlns:oel="http://schemas.microsoft.com/office/2019/extlst" xmlns:r="http://schemas.openxmlformats.org/officeDocument/2006/relationships" xmlns:m="http://schemas.openxmlformats.org/officeDocument/2006/math" xmlns:v="urn:schemas-microsoft-com:vml" xmlns:wp14="http://schemas.microsoft.com/office/word/2010/wordprocessingDrawing" xmlns:wp="http://schemas.openxmlformats.org/drawingml/2006/wordprocessingDrawing" xmlns:w10="urn:schemas-microsoft-com:office:word" xmlns:w="http://schemas.openxmlformats.org/wordprocessingml/2006/main" xmlns:w14="http://schemas.microsoft.com/office/word/2010/wordml" xmlns:w15="http://schemas.microsoft.com/office/word/2012/wordml" xmlns:w16cei="http://schemas.microsoft.com/office/word/2026/wordml/cei" xmlns:w16cex="http://schemas.microsoft.com/office/word/2018/wordml/cex" xmlns:w16cid="http://schemas.microsoft.com/office/word/2016/wordml/cid" xmlns:w16="http://schemas.microsoft.com/office/word/2018/wordml" xmlns:w16du="http://schemas.microsoft.com/office/word/2023/wordml/word16du" xmlns:w16sdtdh="http://schemas.microsoft.com/office/word/2020/wordml/sdtdatahash" xmlns:w16sdtfl="http://schemas.microsoft.com/office/word/2024/wordml/sdtformatlock" xmlns:w16se="http://schemas.microsoft.com/office/word/2015/wordml/symex" xmlns:wpg="http://schemas.microsoft.com/office/word/2010/wordprocessingGroup" xmlns:wpi="http://schemas.microsoft.com/office/word/2010/wordprocessingInk" xmlns:wne="http://schemas.microsoft.com/office/word/2006/wordml" xmlns:wps="http://schemas.microsoft.com/office/word/2010/wordprocessingShape" mc:Ignorable="w14 w15 w16se w16cid w16 w16cex w16sdtdh w16sdtfl w16du wp14">
+<w:footnotes xmlns:wpc="http://schemas.microsoft.com/office/word/2010/wordprocessingCanvas" xmlns:cx="http://schemas.microsoft.com/office/drawing/2014/chartex" xmlns:cx1="http://schemas.microsoft.com/office/drawing/2015/9/8/chartex" xmlns:cx2="http://schemas.microsoft.com/office/drawing/2015/10/21/chartex" xmlns:cx3="http://schemas.microsoft.com/office/drawing/2016/5/9/chartex" xmlns:cx4="http://schemas.microsoft.com/office/drawing/2016/5/10/chartex" xmlns:cx5="http://schemas.microsoft.com/office/drawing/2016/5/11/chartex" xmlns:cx6="http://schemas.microsoft.com/office/drawing/2016/5/12/chartex" xmlns:cx7="http://schemas.microsoft.com/office/drawing/2016/5/13/chartex" xmlns:cx8="http://schemas.microsoft.com/office/drawing/2016/5/14/chartex" xmlns:mc="http://schemas.openxmlformats.org/markup-compatibility/2006" xmlns:aink="http://schemas.microsoft.com/office/drawing/2016/ink" xmlns:am3d="http://schemas.microsoft.com/office/drawing/2017/model3d" xmlns:o="urn:schemas-microsoft-com:office:office" xmlns:oel="http://schemas.microsoft.com/office/2019/extlst" xmlns:r="http://schemas.openxmlformats.org/officeDocument/2006/relationships" xmlns:m="http://schemas.openxmlformats.org/officeDocument/2006/math" xmlns:v="urn:schemas-microsoft-com:vml" xmlns:wp14="http://schemas.microsoft.com/office/word/2010/wordprocessingDrawing" xmlns:wp="http://schemas.openxmlformats.org/drawingml/2006/wordprocessingDrawing" xmlns:w10="urn:schemas-microsoft-com:office:word" xmlns:w="http://schemas.openxmlformats.org/wordprocessingml/2006/main" xmlns:w14="http://schemas.microsoft.com/office/word/2010/wordml" xmlns:w15="http://schemas.microsoft.com/office/word/2012/wordml" xmlns:w16cex="http://schemas.microsoft.com/office/word/2018/wordml/cex" xmlns:w16cid="http://schemas.microsoft.com/office/word/2016/wordml/cid" xmlns:w16="http://schemas.microsoft.com/office/word/2018/wordml" xmlns:w16du="http://schemas.microsoft.com/office/word/2023/wordml/word16du" xmlns:w16sdtdh="http://schemas.microsoft.com/office/word/2020/wordml/sdtdatahash" xmlns:w16sdtfl="http://schemas.microsoft.com/office/word/2024/wordml/sdtformatlock" xmlns:w16se="http://schemas.microsoft.com/office/word/2015/wordml/symex" xmlns:wpg="http://schemas.microsoft.com/office/word/2010/wordprocessingGroup" xmlns:wpi="http://schemas.microsoft.com/office/word/2010/wordprocessingInk" xmlns:wne="http://schemas.microsoft.com/office/word/2006/wordml" xmlns:wps="http://schemas.microsoft.com/office/word/2010/wordprocessingShape" mc:Ignorable="w14 w15 w16se w16cid w16 w16cex w16sdtdh w16sdtfl w16du wp14">
   <w:footnote w:type="separator" w:id="-1">
     <w:p>
       <w:pPr>
@@ -10058,7 +9898,7 @@
 </file>
 
 <file path=word/header1.xml><?xml version="1.0" encoding="utf-8"?>
-<w:hdr xmlns:wpc="http://schemas.microsoft.com/office/word/2010/wordprocessingCanvas" xmlns:cx="http://schemas.microsoft.com/office/drawing/2014/chartex" xmlns:cx1="http://schemas.microsoft.com/office/drawing/2015/9/8/chartex" xmlns:cx2="http://schemas.microsoft.com/office/drawing/2015/10/21/chartex" xmlns:cx3="http://schemas.microsoft.com/office/drawing/2016/5/9/chartex" xmlns:cx4="http://schemas.microsoft.com/office/drawing/2016/5/10/chartex" xmlns:cx5="http://schemas.microsoft.com/office/drawing/2016/5/11/chartex" xmlns:cx6="http://schemas.microsoft.com/office/drawing/2016/5/12/chartex" xmlns:cx7="http://schemas.microsoft.com/office/drawing/2016/5/13/chartex" xmlns:cx8="http://schemas.microsoft.com/office/drawing/2016/5/14/chartex" xmlns:mc="http://schemas.openxmlformats.org/markup-compatibility/2006" xmlns:aink="http://schemas.microsoft.com/office/drawing/2016/ink" xmlns:am3d="http://schemas.microsoft.com/office/drawing/2017/model3d" xmlns:o="urn:schemas-microsoft-com:office:office" xmlns:oel="http://schemas.microsoft.com/office/2019/extlst" xmlns:r="http://schemas.openxmlformats.org/officeDocument/2006/relationships" xmlns:m="http://schemas.openxmlformats.org/officeDocument/2006/math" xmlns:v="urn:schemas-microsoft-com:vml" xmlns:wp14="http://schemas.microsoft.com/office/word/2010/wordprocessingDrawing" xmlns:wp="http://schemas.openxmlformats.org/drawingml/2006/wordprocessingDrawing" xmlns:w10="urn:schemas-microsoft-com:office:word" xmlns:w="http://schemas.openxmlformats.org/wordprocessingml/2006/main" xmlns:w14="http://schemas.microsoft.com/office/word/2010/wordml" xmlns:w15="http://schemas.microsoft.com/office/word/2012/wordml" xmlns:w16cei="http://schemas.microsoft.com/office/word/2026/wordml/cei" xmlns:w16cex="http://schemas.microsoft.com/office/word/2018/wordml/cex" xmlns:w16cid="http://schemas.microsoft.com/office/word/2016/wordml/cid" xmlns:w16="http://schemas.microsoft.com/office/word/2018/wordml" xmlns:w16du="http://schemas.microsoft.com/office/word/2023/wordml/word16du" xmlns:w16sdtdh="http://schemas.microsoft.com/office/word/2020/wordml/sdtdatahash" xmlns:w16sdtfl="http://schemas.microsoft.com/office/word/2024/wordml/sdtformatlock" xmlns:w16se="http://schemas.microsoft.com/office/word/2015/wordml/symex" xmlns:wpg="http://schemas.microsoft.com/office/word/2010/wordprocessingGroup" xmlns:wpi="http://schemas.microsoft.com/office/word/2010/wordprocessingInk" xmlns:wne="http://schemas.microsoft.com/office/word/2006/wordml" xmlns:wps="http://schemas.microsoft.com/office/word/2010/wordprocessingShape" mc:Ignorable="w14 w15 w16se w16cid w16 w16cex w16sdtdh w16sdtfl w16du wp14">
+<w:hdr xmlns:wpc="http://schemas.microsoft.com/office/word/2010/wordprocessingCanvas" xmlns:cx="http://schemas.microsoft.com/office/drawing/2014/chartex" xmlns:cx1="http://schemas.microsoft.com/office/drawing/2015/9/8/chartex" xmlns:cx2="http://schemas.microsoft.com/office/drawing/2015/10/21/chartex" xmlns:cx3="http://schemas.microsoft.com/office/drawing/2016/5/9/chartex" xmlns:cx4="http://schemas.microsoft.com/office/drawing/2016/5/10/chartex" xmlns:cx5="http://schemas.microsoft.com/office/drawing/2016/5/11/chartex" xmlns:cx6="http://schemas.microsoft.com/office/drawing/2016/5/12/chartex" xmlns:cx7="http://schemas.microsoft.com/office/drawing/2016/5/13/chartex" xmlns:cx8="http://schemas.microsoft.com/office/drawing/2016/5/14/chartex" xmlns:mc="http://schemas.openxmlformats.org/markup-compatibility/2006" xmlns:aink="http://schemas.microsoft.com/office/drawing/2016/ink" xmlns:am3d="http://schemas.microsoft.com/office/drawing/2017/model3d" xmlns:o="urn:schemas-microsoft-com:office:office" xmlns:oel="http://schemas.microsoft.com/office/2019/extlst" xmlns:r="http://schemas.openxmlformats.org/officeDocument/2006/relationships" xmlns:m="http://schemas.openxmlformats.org/officeDocument/2006/math" xmlns:v="urn:schemas-microsoft-com:vml" xmlns:wp14="http://schemas.microsoft.com/office/word/2010/wordprocessingDrawing" xmlns:wp="http://schemas.openxmlformats.org/drawingml/2006/wordprocessingDrawing" xmlns:w10="urn:schemas-microsoft-com:office:word" xmlns:w="http://schemas.openxmlformats.org/wordprocessingml/2006/main" xmlns:w14="http://schemas.microsoft.com/office/word/2010/wordml" xmlns:w15="http://schemas.microsoft.com/office/word/2012/wordml" xmlns:w16cex="http://schemas.microsoft.com/office/word/2018/wordml/cex" xmlns:w16cid="http://schemas.microsoft.com/office/word/2016/wordml/cid" xmlns:w16="http://schemas.microsoft.com/office/word/2018/wordml" xmlns:w16du="http://schemas.microsoft.com/office/word/2023/wordml/word16du" xmlns:w16sdtdh="http://schemas.microsoft.com/office/word/2020/wordml/sdtdatahash" xmlns:w16sdtfl="http://schemas.microsoft.com/office/word/2024/wordml/sdtformatlock" xmlns:w16se="http://schemas.microsoft.com/office/word/2015/wordml/symex" xmlns:wpg="http://schemas.microsoft.com/office/word/2010/wordprocessingGroup" xmlns:wpi="http://schemas.microsoft.com/office/word/2010/wordprocessingInk" xmlns:wne="http://schemas.microsoft.com/office/word/2006/wordml" xmlns:wps="http://schemas.microsoft.com/office/word/2010/wordprocessingShape" mc:Ignorable="w14 w15 w16se w16cid w16 w16cex w16sdtdh w16sdtfl w16du wp14">
   <w:p>
     <w:pPr>
       <w:pStyle w:val="Header"/>
@@ -10071,7 +9911,7 @@
 </file>
 
 <file path=word/header2.xml><?xml version="1.0" encoding="utf-8"?>
-<w:hdr xmlns:wpc="http://schemas.microsoft.com/office/word/2010/wordprocessingCanvas" xmlns:cx="http://schemas.microsoft.com/office/drawing/2014/chartex" xmlns:cx1="http://schemas.microsoft.com/office/drawing/2015/9/8/chartex" xmlns:cx2="http://schemas.microsoft.com/office/drawing/2015/10/21/chartex" xmlns:cx3="http://schemas.microsoft.com/office/drawing/2016/5/9/chartex" xmlns:cx4="http://schemas.microsoft.com/office/drawing/2016/5/10/chartex" xmlns:cx5="http://schemas.microsoft.com/office/drawing/2016/5/11/chartex" xmlns:cx6="http://schemas.microsoft.com/office/drawing/2016/5/12/chartex" xmlns:cx7="http://schemas.microsoft.com/office/drawing/2016/5/13/chartex" xmlns:cx8="http://schemas.microsoft.com/office/drawing/2016/5/14/chartex" xmlns:mc="http://schemas.openxmlformats.org/markup-compatibility/2006" xmlns:aink="http://schemas.microsoft.com/office/drawing/2016/ink" xmlns:am3d="http://schemas.microsoft.com/office/drawing/2017/model3d" xmlns:o="urn:schemas-microsoft-com:office:office" xmlns:oel="http://schemas.microsoft.com/office/2019/extlst" xmlns:r="http://schemas.openxmlformats.org/officeDocument/2006/relationships" xmlns:m="http://schemas.openxmlformats.org/officeDocument/2006/math" xmlns:v="urn:schemas-microsoft-com:vml" xmlns:wp14="http://schemas.microsoft.com/office/word/2010/wordprocessingDrawing" xmlns:wp="http://schemas.openxmlformats.org/drawingml/2006/wordprocessingDrawing" xmlns:w10="urn:schemas-microsoft-com:office:word" xmlns:w="http://schemas.openxmlformats.org/wordprocessingml/2006/main" xmlns:w14="http://schemas.microsoft.com/office/word/2010/wordml" xmlns:w15="http://schemas.microsoft.com/office/word/2012/wordml" xmlns:w16cei="http://schemas.microsoft.com/office/word/2026/wordml/cei" xmlns:w16cex="http://schemas.microsoft.com/office/word/2018/wordml/cex" xmlns:w16cid="http://schemas.microsoft.com/office/word/2016/wordml/cid" xmlns:w16="http://schemas.microsoft.com/office/word/2018/wordml" xmlns:w16du="http://schemas.microsoft.com/office/word/2023/wordml/word16du" xmlns:w16sdtdh="http://schemas.microsoft.com/office/word/2020/wordml/sdtdatahash" xmlns:w16sdtfl="http://schemas.microsoft.com/office/word/2024/wordml/sdtformatlock" xmlns:w16se="http://schemas.microsoft.com/office/word/2015/wordml/symex" xmlns:wpg="http://schemas.microsoft.com/office/word/2010/wordprocessingGroup" xmlns:wpi="http://schemas.microsoft.com/office/word/2010/wordprocessingInk" xmlns:wne="http://schemas.microsoft.com/office/word/2006/wordml" xmlns:wps="http://schemas.microsoft.com/office/word/2010/wordprocessingShape" mc:Ignorable="w14 w15 w16se w16cid w16 w16cex w16sdtdh w16sdtfl w16du wp14">
+<w:hdr xmlns:wpc="http://schemas.microsoft.com/office/word/2010/wordprocessingCanvas" xmlns:cx="http://schemas.microsoft.com/office/drawing/2014/chartex" xmlns:cx1="http://schemas.microsoft.com/office/drawing/2015/9/8/chartex" xmlns:cx2="http://schemas.microsoft.com/office/drawing/2015/10/21/chartex" xmlns:cx3="http://schemas.microsoft.com/office/drawing/2016/5/9/chartex" xmlns:cx4="http://schemas.microsoft.com/office/drawing/2016/5/10/chartex" xmlns:cx5="http://schemas.microsoft.com/office/drawing/2016/5/11/chartex" xmlns:cx6="http://schemas.microsoft.com/office/drawing/2016/5/12/chartex" xmlns:cx7="http://schemas.microsoft.com/office/drawing/2016/5/13/chartex" xmlns:cx8="http://schemas.microsoft.com/office/drawing/2016/5/14/chartex" xmlns:mc="http://schemas.openxmlformats.org/markup-compatibility/2006" xmlns:aink="http://schemas.microsoft.com/office/drawing/2016/ink" xmlns:am3d="http://schemas.microsoft.com/office/drawing/2017/model3d" xmlns:o="urn:schemas-microsoft-com:office:office" xmlns:oel="http://schemas.microsoft.com/office/2019/extlst" xmlns:r="http://schemas.openxmlformats.org/officeDocument/2006/relationships" xmlns:m="http://schemas.openxmlformats.org/officeDocument/2006/math" xmlns:v="urn:schemas-microsoft-com:vml" xmlns:wp14="http://schemas.microsoft.com/office/word/2010/wordprocessingDrawing" xmlns:wp="http://schemas.openxmlformats.org/drawingml/2006/wordprocessingDrawing" xmlns:w10="urn:schemas-microsoft-com:office:word" xmlns:w="http://schemas.openxmlformats.org/wordprocessingml/2006/main" xmlns:w14="http://schemas.microsoft.com/office/word/2010/wordml" xmlns:w15="http://schemas.microsoft.com/office/word/2012/wordml" xmlns:w16cex="http://schemas.microsoft.com/office/word/2018/wordml/cex" xmlns:w16cid="http://schemas.microsoft.com/office/word/2016/wordml/cid" xmlns:w16="http://schemas.microsoft.com/office/word/2018/wordml" xmlns:w16du="http://schemas.microsoft.com/office/word/2023/wordml/word16du" xmlns:w16sdtdh="http://schemas.microsoft.com/office/word/2020/wordml/sdtdatahash" xmlns:w16sdtfl="http://schemas.microsoft.com/office/word/2024/wordml/sdtformatlock" xmlns:w16se="http://schemas.microsoft.com/office/word/2015/wordml/symex" xmlns:wpg="http://schemas.microsoft.com/office/word/2010/wordprocessingGroup" xmlns:wpi="http://schemas.microsoft.com/office/word/2010/wordprocessingInk" xmlns:wne="http://schemas.microsoft.com/office/word/2006/wordml" xmlns:wps="http://schemas.microsoft.com/office/word/2010/wordprocessingShape" mc:Ignorable="w14 w15 w16se w16cid w16 w16cex w16sdtdh w16sdtfl w16du wp14">
   <w:p>
     <w:pPr>
       <w:pStyle w:val="Header"/>
